--- a/TS Jatai Ghanam Project/TS 2.1/TS 2.1 Jatai Tamil Corrections.docx
+++ b/TS Jatai Ghanam Project/TS 2.1/TS 2.1 Jatai Tamil Corrections.docx
@@ -1,7 +1,282 @@
 
 <file path=word/document.xml><?xml version="1.0" encoding="utf-8"?>
-<w:document xmlns:wpc="http://schemas.microsoft.com/office/word/2010/wordprocessingCanvas" xmlns:cx="http://schemas.microsoft.com/office/drawing/2014/chartex" xmlns:cx1="http://schemas.microsoft.com/office/drawing/2015/9/8/chartex" xmlns:cx2="http://schemas.microsoft.com/office/drawing/2015/10/21/chartex" xmlns:cx3="http://schemas.microsoft.com/office/drawing/2016/5/9/chartex" xmlns:cx4="http://schemas.microsoft.com/office/drawing/2016/5/10/chartex" xmlns:cx5="http://schemas.microsoft.com/office/drawing/2016/5/11/chartex" xmlns:cx6="http://schemas.microsoft.com/office/drawing/2016/5/12/chartex" xmlns:cx7="http://schemas.microsoft.com/office/drawing/2016/5/13/chartex" xmlns:cx8="http://schemas.microsoft.com/office/drawing/2016/5/14/chartex" xmlns:mc="http://schemas.openxmlformats.org/markup-compatibility/2006" xmlns:aink="http://schemas.microsoft.com/office/drawing/2016/ink" xmlns:am3d="http://schemas.microsoft.com/office/drawing/2017/model3d" xmlns:o="urn:schemas-microsoft-com:office:office" xmlns:oel="http://schemas.microsoft.com/office/2019/extlst" xmlns:r="http://schemas.openxmlformats.org/officeDocument/2006/relationships" xmlns:m="http://schemas.openxmlformats.org/officeDocument/2006/math" xmlns:v="urn:schemas-microsoft-com:vml" xmlns:wp14="http://schemas.microsoft.com/office/word/2010/wordprocessingDrawing" xmlns:wp="http://schemas.openxmlformats.org/drawingml/2006/wordprocessingDrawing" xmlns:w10="urn:schemas-microsoft-com:office:word" xmlns:w="http://schemas.openxmlformats.org/wordprocessingml/2006/main" xmlns:w14="http://schemas.microsoft.com/office/word/2010/wordml" xmlns:w15="http://schemas.microsoft.com/office/word/2012/wordml" xmlns:w16cex="http://schemas.microsoft.com/office/word/2018/wordml/cex" xmlns:w16cid="http://schemas.microsoft.com/office/word/2016/wordml/cid" xmlns:w16="http://schemas.microsoft.com/office/word/2018/wordml" xmlns:w16du="http://schemas.microsoft.com/office/word/2023/wordml/word16du" xmlns:w16sdtdh="http://schemas.microsoft.com/office/word/2020/wordml/sdtdatahash" xmlns:w16se="http://schemas.microsoft.com/office/word/2015/wordml/symex" xmlns:wpg="http://schemas.microsoft.com/office/word/2010/wordprocessingGroup" xmlns:wpi="http://schemas.microsoft.com/office/word/2010/wordprocessingInk" xmlns:wne="http://schemas.microsoft.com/office/word/2006/wordml" xmlns:wps="http://schemas.microsoft.com/office/word/2010/wordprocessingShape" mc:Ignorable="w14 w15 w16se w16cid w16 w16cex w16sdtdh wp14">
+<w:document xmlns:wpc="http://schemas.microsoft.com/office/word/2010/wordprocessingCanvas" xmlns:cx="http://schemas.microsoft.com/office/drawing/2014/chartex" xmlns:cx1="http://schemas.microsoft.com/office/drawing/2015/9/8/chartex" xmlns:cx2="http://schemas.microsoft.com/office/drawing/2015/10/21/chartex" xmlns:cx3="http://schemas.microsoft.com/office/drawing/2016/5/9/chartex" xmlns:cx4="http://schemas.microsoft.com/office/drawing/2016/5/10/chartex" xmlns:cx5="http://schemas.microsoft.com/office/drawing/2016/5/11/chartex" xmlns:cx6="http://schemas.microsoft.com/office/drawing/2016/5/12/chartex" xmlns:cx7="http://schemas.microsoft.com/office/drawing/2016/5/13/chartex" xmlns:cx8="http://schemas.microsoft.com/office/drawing/2016/5/14/chartex" xmlns:mc="http://schemas.openxmlformats.org/markup-compatibility/2006" xmlns:aink="http://schemas.microsoft.com/office/drawing/2016/ink" xmlns:am3d="http://schemas.microsoft.com/office/drawing/2017/model3d" xmlns:o="urn:schemas-microsoft-com:office:office" xmlns:oel="http://schemas.microsoft.com/office/2019/extlst" xmlns:r="http://schemas.openxmlformats.org/officeDocument/2006/relationships" xmlns:m="http://schemas.openxmlformats.org/officeDocument/2006/math" xmlns:v="urn:schemas-microsoft-com:vml" xmlns:wp14="http://schemas.microsoft.com/office/word/2010/wordprocessingDrawing" xmlns:wp="http://schemas.openxmlformats.org/drawingml/2006/wordprocessingDrawing" xmlns:w10="urn:schemas-microsoft-com:office:word" xmlns:w="http://schemas.openxmlformats.org/wordprocessingml/2006/main" xmlns:w14="http://schemas.microsoft.com/office/word/2010/wordml" xmlns:w15="http://schemas.microsoft.com/office/word/2012/wordml" xmlns:w16cex="http://schemas.microsoft.com/office/word/2018/wordml/cex" xmlns:w16cid="http://schemas.microsoft.com/office/word/2016/wordml/cid" xmlns:w16="http://schemas.microsoft.com/office/word/2018/wordml" xmlns:w16du="http://schemas.microsoft.com/office/word/2023/wordml/word16du" xmlns:w16sdtdh="http://schemas.microsoft.com/office/word/2020/wordml/sdtdatahash" xmlns:w16sdtfl="http://schemas.microsoft.com/office/word/2024/wordml/sdtformatlock" xmlns:w16se="http://schemas.microsoft.com/office/word/2015/wordml/symex" xmlns:wpg="http://schemas.microsoft.com/office/word/2010/wordprocessingGroup" xmlns:wpi="http://schemas.microsoft.com/office/word/2010/wordprocessingInk" xmlns:wne="http://schemas.microsoft.com/office/word/2006/wordml" xmlns:wps="http://schemas.microsoft.com/office/word/2010/wordprocessingShape" mc:Ignorable="w14 w15 w16se w16cid w16 w16cex w16sdtdh w16sdtfl w16du wp14">
   <w:body>
+    <w:p>
+      <w:pPr>
+        <w:spacing w:before="0" w:line="240" w:lineRule="auto"/>
+        <w:jc w:val="center"/>
+        <w:rPr>
+          <w:b/>
+          <w:bCs/>
+          <w:sz w:val="32"/>
+          <w:szCs w:val="32"/>
+          <w:u w:val="single"/>
+        </w:rPr>
+      </w:pPr>
+      <w:r>
+        <w:rPr>
+          <w:b/>
+          <w:bCs/>
+          <w:sz w:val="32"/>
+          <w:szCs w:val="32"/>
+          <w:u w:val="single"/>
+        </w:rPr>
+        <w:t xml:space="preserve">TS Jatai – TS 2.1 </w:t>
+      </w:r>
+      <w:r>
+        <w:rPr>
+          <w:b/>
+          <w:bCs/>
+          <w:sz w:val="32"/>
+          <w:szCs w:val="32"/>
+          <w:u w:val="single"/>
+        </w:rPr>
+        <w:t>Tamil</w:t>
+      </w:r>
+      <w:r>
+        <w:rPr>
+          <w:b/>
+          <w:bCs/>
+          <w:sz w:val="32"/>
+          <w:szCs w:val="32"/>
+          <w:u w:val="single"/>
+        </w:rPr>
+        <w:t xml:space="preserve"> Corrections – Observed till 31st </w:t>
+      </w:r>
+      <w:r>
+        <w:rPr>
+          <w:b/>
+          <w:bCs/>
+          <w:sz w:val="32"/>
+          <w:szCs w:val="32"/>
+          <w:u w:val="single"/>
+        </w:rPr>
+        <w:t>July  2026</w:t>
+      </w:r>
+    </w:p>
+    <w:p>
+      <w:pPr>
+        <w:spacing w:before="0" w:line="240" w:lineRule="auto"/>
+        <w:jc w:val="center"/>
+        <w:rPr>
+          <w:b/>
+          <w:bCs/>
+          <w:sz w:val="28"/>
+          <w:szCs w:val="32"/>
+        </w:rPr>
+      </w:pPr>
+      <w:r>
+        <w:rPr>
+          <w:b/>
+          <w:bCs/>
+          <w:sz w:val="28"/>
+          <w:szCs w:val="32"/>
+        </w:rPr>
+        <w:t>(ignore those which are already incorporated in your book’s version and date)</w:t>
+      </w:r>
+    </w:p>
+    <w:tbl>
+      <w:tblPr>
+        <w:tblW w:w="14395" w:type="dxa"/>
+        <w:tblInd w:w="-792" w:type="dxa"/>
+        <w:tblBorders>
+          <w:top w:val="single" w:sz="4" w:space="0" w:color="000000"/>
+          <w:left w:val="single" w:sz="4" w:space="0" w:color="000000"/>
+          <w:bottom w:val="single" w:sz="4" w:space="0" w:color="000000"/>
+          <w:right w:val="single" w:sz="4" w:space="0" w:color="000000"/>
+          <w:insideH w:val="single" w:sz="4" w:space="0" w:color="000000"/>
+          <w:insideV w:val="single" w:sz="4" w:space="0" w:color="000000"/>
+        </w:tblBorders>
+        <w:tblLook w:val="04A0" w:firstRow="1" w:lastRow="0" w:firstColumn="1" w:lastColumn="0" w:noHBand="0" w:noVBand="1"/>
+      </w:tblPr>
+      <w:tblGrid>
+        <w:gridCol w:w="7166"/>
+        <w:gridCol w:w="7229"/>
+      </w:tblGrid>
+      <w:tr>
+        <w:tc>
+          <w:tcPr>
+            <w:tcW w:w="7166" w:type="dxa"/>
+          </w:tcPr>
+          <w:p>
+            <w:pPr>
+              <w:spacing w:before="0" w:line="240" w:lineRule="auto"/>
+              <w:jc w:val="center"/>
+              <w:rPr>
+                <w:b/>
+                <w:sz w:val="32"/>
+                <w:szCs w:val="32"/>
+              </w:rPr>
+            </w:pPr>
+            <w:r>
+              <w:rPr>
+                <w:b/>
+                <w:sz w:val="32"/>
+                <w:szCs w:val="32"/>
+              </w:rPr>
+              <w:t>As Printed</w:t>
+            </w:r>
+          </w:p>
+        </w:tc>
+        <w:tc>
+          <w:tcPr>
+            <w:tcW w:w="7229" w:type="dxa"/>
+          </w:tcPr>
+          <w:p>
+            <w:pPr>
+              <w:spacing w:before="0" w:line="240" w:lineRule="auto"/>
+              <w:ind w:right="-18"/>
+              <w:jc w:val="center"/>
+              <w:rPr>
+                <w:b/>
+                <w:sz w:val="32"/>
+                <w:szCs w:val="32"/>
+              </w:rPr>
+            </w:pPr>
+            <w:r>
+              <w:rPr>
+                <w:b/>
+                <w:sz w:val="32"/>
+                <w:szCs w:val="32"/>
+              </w:rPr>
+              <w:t>To be read as or corrected as</w:t>
+            </w:r>
+            <w:r>
+              <w:rPr>
+                <w:b/>
+                <w:sz w:val="32"/>
+                <w:szCs w:val="32"/>
+              </w:rPr>
+              <w:t xml:space="preserve"> </w:t>
+            </w:r>
+          </w:p>
+        </w:tc>
+      </w:tr>
+      <w:tr>
+        <w:trPr>
+          <w:trHeight w:val="488"/>
+        </w:trPr>
+        <w:tc>
+          <w:tcPr>
+            <w:tcW w:w="7166" w:type="dxa"/>
+          </w:tcPr>
+          <w:p>
+            <w:pPr>
+              <w:widowControl w:val="0"/>
+              <w:autoSpaceDE w:val="0"/>
+              <w:autoSpaceDN w:val="0"/>
+              <w:adjustRightInd w:val="0"/>
+              <w:spacing w:before="0" w:line="240" w:lineRule="auto"/>
+              <w:rPr>
+                <w:rFonts w:cs="BRH Malayalam Extra"/>
+                <w:b/>
+                <w:bCs/>
+                <w:szCs w:val="40"/>
+              </w:rPr>
+            </w:pPr>
+            <w:r>
+              <w:rPr>
+                <w:rFonts w:cs="BRH Malayalam Extra"/>
+                <w:b/>
+                <w:bCs/>
+                <w:szCs w:val="40"/>
+              </w:rPr>
+              <w:t>NIL   NIL   Nil</w:t>
+            </w:r>
+          </w:p>
+        </w:tc>
+        <w:tc>
+          <w:tcPr>
+            <w:tcW w:w="7229" w:type="dxa"/>
+          </w:tcPr>
+          <w:p>
+            <w:pPr>
+              <w:widowControl w:val="0"/>
+              <w:autoSpaceDE w:val="0"/>
+              <w:autoSpaceDN w:val="0"/>
+              <w:adjustRightInd w:val="0"/>
+              <w:spacing w:before="0" w:line="240" w:lineRule="auto"/>
+              <w:rPr>
+                <w:rFonts w:cs="BRH Malayalam Extra"/>
+                <w:szCs w:val="40"/>
+              </w:rPr>
+            </w:pPr>
+            <w:r>
+              <w:rPr>
+                <w:rFonts w:cs="BRH Malayalam Extra"/>
+                <w:b/>
+                <w:bCs/>
+                <w:szCs w:val="40"/>
+              </w:rPr>
+              <w:t>NIL   NIL   Nil</w:t>
+            </w:r>
+          </w:p>
+        </w:tc>
+      </w:tr>
+    </w:tbl>
+    <w:p>
+      <w:pPr>
+        <w:spacing w:before="0" w:line="240" w:lineRule="auto"/>
+        <w:jc w:val="center"/>
+        <w:rPr>
+          <w:b/>
+          <w:bCs/>
+          <w:sz w:val="32"/>
+          <w:szCs w:val="32"/>
+          <w:u w:val="single"/>
+        </w:rPr>
+      </w:pPr>
+      <w:r>
+        <w:rPr>
+          <w:b/>
+          <w:bCs/>
+          <w:sz w:val="32"/>
+          <w:szCs w:val="32"/>
+          <w:u w:val="single"/>
+        </w:rPr>
+        <w:t>================</w:t>
+      </w:r>
+    </w:p>
+    <w:p>
+      <w:pPr>
+        <w:spacing w:before="0" w:line="240" w:lineRule="auto"/>
+        <w:jc w:val="center"/>
+        <w:rPr>
+          <w:b/>
+          <w:bCs/>
+          <w:sz w:val="32"/>
+          <w:szCs w:val="32"/>
+          <w:u w:val="single"/>
+        </w:rPr>
+      </w:pPr>
+    </w:p>
+    <w:p>
+      <w:pPr>
+        <w:spacing w:before="0" w:line="240" w:lineRule="auto"/>
+        <w:jc w:val="center"/>
+        <w:rPr>
+          <w:b/>
+          <w:bCs/>
+          <w:sz w:val="32"/>
+          <w:szCs w:val="32"/>
+          <w:u w:val="single"/>
+        </w:rPr>
+      </w:pPr>
+    </w:p>
+    <w:p>
+      <w:pPr>
+        <w:spacing w:before="0" w:line="240" w:lineRule="auto"/>
+        <w:jc w:val="center"/>
+        <w:rPr>
+          <w:b/>
+          <w:bCs/>
+          <w:sz w:val="32"/>
+          <w:szCs w:val="32"/>
+          <w:u w:val="single"/>
+        </w:rPr>
+      </w:pPr>
+    </w:p>
     <w:p>
       <w:pPr>
         <w:spacing w:before="0" w:line="240" w:lineRule="auto"/>
@@ -1536,7 +1811,6 @@
               <w:rPr>
                 <w:rFonts w:cs="BRH Malayalam Extra"/>
                 <w:szCs w:val="40"/>
-                <w:lang w:val="it-IT"/>
               </w:rPr>
             </w:pPr>
             <w:r>
@@ -1895,7 +2169,6 @@
               <w:rPr>
                 <w:rFonts w:cs="BRH Malayalam Extra"/>
                 <w:szCs w:val="40"/>
-                <w:lang w:val="it-IT"/>
               </w:rPr>
             </w:pPr>
             <w:r>
@@ -2474,7 +2747,7 @@
               <w:rPr>
                 <w:rFonts w:ascii="Latha" w:hAnsi="Latha" w:cs="Latha"/>
                 <w:szCs w:val="24"/>
-                <w:lang w:bidi="ta-IN"/>
+                <w:lang w:val="it-IT" w:bidi="ta-IN"/>
               </w:rPr>
             </w:pPr>
             <w:r>
@@ -2503,7 +2776,7 @@
               <w:rPr>
                 <w:rFonts w:ascii="Latha" w:hAnsi="Latha" w:cs="Latha"/>
                 <w:szCs w:val="24"/>
-                <w:lang w:bidi="ta-IN"/>
+                <w:lang w:val="it-IT" w:bidi="ta-IN"/>
               </w:rPr>
               <w:tab/>
             </w:r>
@@ -2524,7 +2797,7 @@
                 <w:b/>
                 <w:bCs/>
                 <w:szCs w:val="24"/>
-                <w:lang w:bidi="ta-IN"/>
+                <w:lang w:val="it-IT" w:bidi="ta-IN"/>
               </w:rPr>
               <w:t>.</w:t>
             </w:r>
@@ -2545,19 +2818,9 @@
                 <w:b/>
                 <w:bCs/>
                 <w:szCs w:val="24"/>
-                <w:lang w:bidi="ta-IN"/>
-              </w:rPr>
-              <w:t>.3</w:t>
-            </w:r>
-            <w:r>
-              <w:rPr>
-                <w:rFonts w:cs="Latha"/>
-                <w:b/>
-                <w:bCs/>
-                <w:szCs w:val="24"/>
-                <w:lang w:bidi="ta-IN"/>
-              </w:rPr>
-              <w:t>(</w:t>
+                <w:lang w:val="it-IT" w:bidi="ta-IN"/>
+              </w:rPr>
+              <w:t>.3(</w:t>
             </w:r>
             <w:r>
               <w:rPr>
@@ -2576,7 +2839,7 @@
                 <w:b/>
                 <w:bCs/>
                 <w:szCs w:val="24"/>
-                <w:lang w:bidi="ta-IN"/>
+                <w:lang w:val="it-IT" w:bidi="ta-IN"/>
               </w:rPr>
               <w:t>)</w:t>
             </w:r>
@@ -2584,7 +2847,7 @@
               <w:rPr>
                 <w:rFonts w:ascii="Latha" w:hAnsi="Latha" w:cs="Latha"/>
                 <w:szCs w:val="24"/>
-                <w:lang w:bidi="ta-IN"/>
+                <w:lang w:val="it-IT" w:bidi="ta-IN"/>
               </w:rPr>
               <w:t xml:space="preserve">-  </w:t>
             </w:r>
@@ -2603,7 +2866,7 @@
                 <w:b/>
                 <w:bCs/>
                 <w:szCs w:val="24"/>
-                <w:lang w:bidi="ta-IN"/>
+                <w:lang w:val="it-IT" w:bidi="ta-IN"/>
               </w:rPr>
               <w:t>†</w:t>
             </w:r>
@@ -2632,7 +2895,7 @@
               <w:rPr>
                 <w:rFonts w:ascii="Latha" w:hAnsi="Latha" w:cs="Latha"/>
                 <w:szCs w:val="24"/>
-                <w:lang w:bidi="ta-IN"/>
+                <w:lang w:val="it-IT" w:bidi="ta-IN"/>
               </w:rPr>
               <w:t>|</w:t>
             </w:r>
@@ -2663,7 +2926,7 @@
                 <w:b/>
                 <w:bCs/>
                 <w:szCs w:val="24"/>
-                <w:lang w:bidi="ta-IN"/>
+                <w:lang w:val="it-IT" w:bidi="ta-IN"/>
               </w:rPr>
               <w:t>†</w:t>
             </w:r>
@@ -2694,7 +2957,7 @@
                 <w:b/>
                 <w:bCs/>
                 <w:szCs w:val="28"/>
-                <w:lang w:bidi="ta-IN"/>
+                <w:lang w:val="it-IT" w:bidi="ta-IN"/>
               </w:rPr>
               <w:t>…</w:t>
             </w:r>
@@ -2714,15 +2977,15 @@
                 <w:b/>
                 <w:bCs/>
                 <w:szCs w:val="28"/>
-                <w:lang w:bidi="ta-IN"/>
-              </w:rPr>
-              <w:t>…</w:t>
-            </w:r>
-            <w:r>
-              <w:rPr>
-                <w:rFonts w:ascii="Latha" w:hAnsi="Latha" w:cs="Latha"/>
-                <w:szCs w:val="24"/>
-                <w:lang w:bidi="ta-IN"/>
+                <w:lang w:val="it-IT" w:bidi="ta-IN"/>
+              </w:rPr>
+              <w:t>…</w:t>
+            </w:r>
+            <w:r>
+              <w:rPr>
+                <w:rFonts w:ascii="Latha" w:hAnsi="Latha" w:cs="Latha"/>
+                <w:szCs w:val="24"/>
+                <w:lang w:val="it-IT" w:bidi="ta-IN"/>
               </w:rPr>
               <w:t xml:space="preserve"> </w:t>
             </w:r>
@@ -2739,7 +3002,7 @@
               <w:rPr>
                 <w:rFonts w:ascii="Latha" w:hAnsi="Latha" w:cs="Latha"/>
                 <w:szCs w:val="24"/>
-                <w:lang w:bidi="ta-IN"/>
+                <w:lang w:val="it-IT" w:bidi="ta-IN"/>
               </w:rPr>
               <w:t xml:space="preserve">- </w:t>
             </w:r>
@@ -2758,7 +3021,7 @@
                 <w:b/>
                 <w:bCs/>
                 <w:szCs w:val="28"/>
-                <w:lang w:bidi="ta-IN"/>
+                <w:lang w:val="it-IT" w:bidi="ta-IN"/>
               </w:rPr>
               <w:t>…</w:t>
             </w:r>
@@ -2777,7 +3040,7 @@
                 <w:b/>
                 <w:bCs/>
                 <w:szCs w:val="28"/>
-                <w:lang w:bidi="ta-IN"/>
+                <w:lang w:val="it-IT" w:bidi="ta-IN"/>
               </w:rPr>
               <w:t>…</w:t>
             </w:r>
@@ -2796,7 +3059,7 @@
                 <w:b/>
                 <w:bCs/>
                 <w:szCs w:val="28"/>
-                <w:lang w:bidi="ta-IN"/>
+                <w:lang w:val="it-IT" w:bidi="ta-IN"/>
               </w:rPr>
               <w:t>…</w:t>
             </w:r>
@@ -2815,17 +3078,25 @@
                 <w:b/>
                 <w:bCs/>
                 <w:szCs w:val="28"/>
-                <w:lang w:bidi="ta-IN"/>
-              </w:rPr>
-              <w:t>…</w:t>
-            </w:r>
-            <w:r>
-              <w:rPr>
-                <w:rFonts w:ascii="Latha" w:hAnsi="Latha" w:cs="Latha"/>
-                <w:szCs w:val="24"/>
-                <w:lang w:bidi="ta-IN"/>
-              </w:rPr>
-              <w:t xml:space="preserve"> | </w:t>
+                <w:lang w:val="it-IT" w:bidi="ta-IN"/>
+              </w:rPr>
+              <w:t>…</w:t>
+            </w:r>
+            <w:r>
+              <w:rPr>
+                <w:rFonts w:ascii="Latha" w:hAnsi="Latha" w:cs="Latha"/>
+                <w:szCs w:val="24"/>
+                <w:lang w:val="it-IT" w:bidi="ta-IN"/>
+              </w:rPr>
+              <w:t xml:space="preserve"> </w:t>
+            </w:r>
+            <w:r>
+              <w:rPr>
+                <w:rFonts w:ascii="Latha" w:hAnsi="Latha" w:cs="Latha"/>
+                <w:szCs w:val="24"/>
+                <w:lang w:bidi="ta-IN"/>
+              </w:rPr>
+              <w:t xml:space="preserve">| </w:t>
             </w:r>
           </w:p>
           <w:p>
@@ -2872,6 +3143,7 @@
                 <w:cs/>
                 <w:lang w:bidi="ta-IN"/>
               </w:rPr>
+              <w:lastRenderedPageBreak/>
               <w:t>23</w:t>
             </w:r>
             <w:r>
@@ -3228,7 +3500,7 @@
               <w:rPr>
                 <w:rFonts w:ascii="Latha" w:hAnsi="Latha" w:cs="Latha"/>
                 <w:szCs w:val="24"/>
-                <w:lang w:bidi="ta-IN"/>
+                <w:lang w:val="it-IT" w:bidi="ta-IN"/>
               </w:rPr>
             </w:pPr>
             <w:r>
@@ -3257,7 +3529,7 @@
               <w:rPr>
                 <w:rFonts w:ascii="Latha" w:hAnsi="Latha" w:cs="Latha"/>
                 <w:szCs w:val="24"/>
-                <w:lang w:bidi="ta-IN"/>
+                <w:lang w:val="it-IT" w:bidi="ta-IN"/>
               </w:rPr>
               <w:tab/>
             </w:r>
@@ -3278,19 +3550,9 @@
                 <w:b/>
                 <w:bCs/>
                 <w:szCs w:val="24"/>
-                <w:lang w:bidi="ta-IN"/>
-              </w:rPr>
-              <w:t>.2</w:t>
-            </w:r>
-            <w:r>
-              <w:rPr>
-                <w:rFonts w:cs="Latha"/>
-                <w:b/>
-                <w:bCs/>
-                <w:szCs w:val="24"/>
-                <w:lang w:bidi="ta-IN"/>
-              </w:rPr>
-              <w:t>.</w:t>
+                <w:lang w:val="it-IT" w:bidi="ta-IN"/>
+              </w:rPr>
+              <w:t>.2.</w:t>
             </w:r>
             <w:r>
               <w:rPr>
@@ -3309,7 +3571,7 @@
                 <w:b/>
                 <w:bCs/>
                 <w:szCs w:val="24"/>
-                <w:lang w:bidi="ta-IN"/>
+                <w:lang w:val="it-IT" w:bidi="ta-IN"/>
               </w:rPr>
               <w:t>(</w:t>
             </w:r>
@@ -3328,7 +3590,7 @@
               <w:rPr>
                 <w:rFonts w:ascii="Latha" w:hAnsi="Latha" w:cs="Latha"/>
                 <w:szCs w:val="24"/>
-                <w:lang w:bidi="ta-IN"/>
+                <w:lang w:val="it-IT" w:bidi="ta-IN"/>
               </w:rPr>
               <w:t xml:space="preserve">-  </w:t>
             </w:r>
@@ -3347,7 +3609,7 @@
                 <w:b/>
                 <w:bCs/>
                 <w:szCs w:val="24"/>
-                <w:lang w:bidi="ta-IN"/>
+                <w:lang w:val="it-IT" w:bidi="ta-IN"/>
               </w:rPr>
               <w:t>†</w:t>
             </w:r>
@@ -3376,7 +3638,7 @@
               <w:rPr>
                 <w:rFonts w:ascii="Latha" w:hAnsi="Latha" w:cs="Latha"/>
                 <w:szCs w:val="24"/>
-                <w:lang w:bidi="ta-IN"/>
+                <w:lang w:val="it-IT" w:bidi="ta-IN"/>
               </w:rPr>
               <w:t>|</w:t>
             </w:r>
@@ -3409,7 +3671,7 @@
                 <w:b/>
                 <w:bCs/>
                 <w:szCs w:val="24"/>
-                <w:lang w:bidi="ta-IN"/>
+                <w:lang w:val="it-IT" w:bidi="ta-IN"/>
               </w:rPr>
               <w:t>†</w:t>
             </w:r>
@@ -3440,7 +3702,7 @@
                 <w:b/>
                 <w:bCs/>
                 <w:szCs w:val="28"/>
-                <w:lang w:bidi="ta-IN"/>
+                <w:lang w:val="it-IT" w:bidi="ta-IN"/>
               </w:rPr>
               <w:t>…</w:t>
             </w:r>
@@ -3469,15 +3731,15 @@
                 <w:b/>
                 <w:bCs/>
                 <w:szCs w:val="28"/>
-                <w:lang w:bidi="ta-IN"/>
-              </w:rPr>
-              <w:t>…</w:t>
-            </w:r>
-            <w:r>
-              <w:rPr>
-                <w:rFonts w:ascii="Latha" w:hAnsi="Latha" w:cs="Latha"/>
-                <w:szCs w:val="24"/>
-                <w:lang w:bidi="ta-IN"/>
+                <w:lang w:val="it-IT" w:bidi="ta-IN"/>
+              </w:rPr>
+              <w:t>…</w:t>
+            </w:r>
+            <w:r>
+              <w:rPr>
+                <w:rFonts w:ascii="Latha" w:hAnsi="Latha" w:cs="Latha"/>
+                <w:szCs w:val="24"/>
+                <w:lang w:val="it-IT" w:bidi="ta-IN"/>
               </w:rPr>
               <w:t xml:space="preserve"> </w:t>
             </w:r>
@@ -3494,7 +3756,7 @@
               <w:rPr>
                 <w:rFonts w:ascii="Latha" w:hAnsi="Latha" w:cs="Latha"/>
                 <w:szCs w:val="24"/>
-                <w:lang w:bidi="ta-IN"/>
+                <w:lang w:val="it-IT" w:bidi="ta-IN"/>
               </w:rPr>
               <w:t xml:space="preserve">- </w:t>
             </w:r>
@@ -3513,7 +3775,7 @@
                 <w:b/>
                 <w:bCs/>
                 <w:szCs w:val="28"/>
-                <w:lang w:bidi="ta-IN"/>
+                <w:lang w:val="it-IT" w:bidi="ta-IN"/>
               </w:rPr>
               <w:t>…</w:t>
             </w:r>
@@ -3532,7 +3794,7 @@
                 <w:b/>
                 <w:bCs/>
                 <w:szCs w:val="28"/>
-                <w:lang w:bidi="ta-IN"/>
+                <w:lang w:val="it-IT" w:bidi="ta-IN"/>
               </w:rPr>
               <w:t>…</w:t>
             </w:r>
@@ -3551,7 +3813,7 @@
                 <w:b/>
                 <w:bCs/>
                 <w:szCs w:val="28"/>
-                <w:lang w:bidi="ta-IN"/>
+                <w:lang w:val="it-IT" w:bidi="ta-IN"/>
               </w:rPr>
               <w:t>…</w:t>
             </w:r>
@@ -3570,17 +3832,25 @@
                 <w:b/>
                 <w:bCs/>
                 <w:szCs w:val="28"/>
-                <w:lang w:bidi="ta-IN"/>
-              </w:rPr>
-              <w:t>…</w:t>
-            </w:r>
-            <w:r>
-              <w:rPr>
-                <w:rFonts w:ascii="Latha" w:hAnsi="Latha" w:cs="Latha"/>
-                <w:szCs w:val="24"/>
-                <w:lang w:bidi="ta-IN"/>
-              </w:rPr>
-              <w:t xml:space="preserve"> | </w:t>
+                <w:lang w:val="it-IT" w:bidi="ta-IN"/>
+              </w:rPr>
+              <w:t>…</w:t>
+            </w:r>
+            <w:r>
+              <w:rPr>
+                <w:rFonts w:ascii="Latha" w:hAnsi="Latha" w:cs="Latha"/>
+                <w:szCs w:val="24"/>
+                <w:lang w:val="it-IT" w:bidi="ta-IN"/>
+              </w:rPr>
+              <w:t xml:space="preserve"> </w:t>
+            </w:r>
+            <w:r>
+              <w:rPr>
+                <w:rFonts w:ascii="Latha" w:hAnsi="Latha" w:cs="Latha"/>
+                <w:szCs w:val="24"/>
+                <w:lang w:bidi="ta-IN"/>
+              </w:rPr>
+              <w:t xml:space="preserve">| </w:t>
             </w:r>
             <w:r>
               <w:rPr>
@@ -3950,7 +4220,6 @@
                 <w:rFonts w:cs="BRH Malayalam Extra"/>
                 <w:color w:val="000000"/>
                 <w:szCs w:val="40"/>
-                <w:lang w:val="it-IT"/>
               </w:rPr>
             </w:pPr>
           </w:p>
@@ -4135,7 +4404,6 @@
                 <w:rFonts w:cs="BRH Malayalam Extra"/>
                 <w:color w:val="000000"/>
                 <w:szCs w:val="40"/>
-                <w:lang w:val="it-IT"/>
               </w:rPr>
             </w:pPr>
             <w:r>
@@ -4322,7 +4590,6 @@
                 <w:cs/>
                 <w:lang w:bidi="ta-IN"/>
               </w:rPr>
-              <w:lastRenderedPageBreak/>
               <w:t>20</w:t>
             </w:r>
             <w:r>
@@ -5098,7 +5365,6 @@
                 <w:rFonts w:cs="BRH Malayalam Extra"/>
                 <w:color w:val="000000"/>
                 <w:szCs w:val="40"/>
-                <w:lang w:val="it-IT"/>
               </w:rPr>
             </w:pPr>
           </w:p>
@@ -5315,7 +5581,6 @@
                 <w:color w:val="000000"/>
                 <w:sz w:val="32"/>
                 <w:szCs w:val="40"/>
-                <w:lang w:val="it-IT"/>
               </w:rPr>
             </w:pPr>
             <w:r>
@@ -5419,18 +5684,7 @@
                 <w:highlight w:val="green"/>
                 <w:lang w:bidi="ta-IN"/>
               </w:rPr>
-              <w:t>…</w:t>
-            </w:r>
-            <w:r>
-              <w:rPr>
-                <w:rFonts w:ascii="BRH Tamil Tab Extra" w:hAnsi="BRH Tamil Tab Extra" w:cs="Latha"/>
-                <w:b/>
-                <w:bCs/>
-                <w:szCs w:val="28"/>
-                <w:highlight w:val="green"/>
-                <w:lang w:bidi="ta-IN"/>
-              </w:rPr>
-              <w:t xml:space="preserve"> </w:t>
+              <w:t xml:space="preserve">… </w:t>
             </w:r>
             <w:r>
               <w:rPr>
@@ -5439,7 +5693,6 @@
                 <w:sz w:val="32"/>
                 <w:szCs w:val="40"/>
                 <w:highlight w:val="green"/>
-                <w:lang w:val="it-IT"/>
               </w:rPr>
               <w:t>ÅÅ</w:t>
             </w:r>
@@ -5735,7 +5988,6 @@
                 <w:rFonts w:cs="BRH Malayalam Extra"/>
                 <w:color w:val="000000"/>
                 <w:szCs w:val="40"/>
-                <w:lang w:val="it-IT"/>
               </w:rPr>
             </w:pPr>
             <w:r>
@@ -5776,7 +6028,6 @@
                 <w:sz w:val="32"/>
                 <w:szCs w:val="40"/>
                 <w:highlight w:val="green"/>
-                <w:lang w:val="it-IT"/>
               </w:rPr>
               <w:t>Å</w:t>
             </w:r>
@@ -5890,7 +6141,6 @@
                 <w:sz w:val="32"/>
                 <w:szCs w:val="40"/>
                 <w:highlight w:val="green"/>
-                <w:lang w:val="it-IT"/>
               </w:rPr>
               <w:t>Å</w:t>
             </w:r>
@@ -6131,7 +6381,6 @@
                 <w:rFonts w:cs="BRH Malayalam Extra"/>
                 <w:color w:val="000000"/>
                 <w:szCs w:val="40"/>
-                <w:lang w:val="it-IT"/>
               </w:rPr>
             </w:pPr>
             <w:r>
@@ -6480,7 +6729,6 @@
                 <w:rFonts w:cs="BRH Malayalam Extra"/>
                 <w:color w:val="000000"/>
                 <w:szCs w:val="40"/>
-                <w:lang w:val="it-IT"/>
               </w:rPr>
             </w:pPr>
             <w:r>
@@ -6958,7 +7206,6 @@
                 <w:rFonts w:cs="BRH Malayalam Extra"/>
                 <w:color w:val="000000"/>
                 <w:szCs w:val="40"/>
-                <w:lang w:val="it-IT"/>
               </w:rPr>
             </w:pPr>
           </w:p>
@@ -7216,7 +7463,6 @@
                 <w:rFonts w:cs="BRH Malayalam Extra"/>
                 <w:color w:val="000000"/>
                 <w:szCs w:val="40"/>
-                <w:lang w:val="it-IT"/>
               </w:rPr>
             </w:pPr>
             <w:bookmarkStart w:id="0" w:name="_Hlk136719645"/>
@@ -7273,7 +7519,6 @@
                 <w:color w:val="000000"/>
                 <w:sz w:val="32"/>
                 <w:szCs w:val="40"/>
-                <w:lang w:val="it-IT"/>
               </w:rPr>
               <w:t xml:space="preserve"> </w:t>
             </w:r>
@@ -7308,6 +7553,7 @@
                 <w:cs/>
                 <w:lang w:bidi="ta-IN"/>
               </w:rPr>
+              <w:lastRenderedPageBreak/>
               <w:t>47</w:t>
             </w:r>
             <w:r>
@@ -7608,7 +7854,6 @@
                 <w:rFonts w:cs="BRH Malayalam Extra"/>
                 <w:color w:val="000000"/>
                 <w:szCs w:val="40"/>
-                <w:lang w:val="it-IT"/>
               </w:rPr>
             </w:pPr>
           </w:p>
@@ -7937,7 +8182,6 @@
                 <w:rFonts w:cs="BRH Malayalam Extra"/>
                 <w:color w:val="000000"/>
                 <w:szCs w:val="40"/>
-                <w:lang w:val="it-IT"/>
               </w:rPr>
             </w:pPr>
             <w:r>
@@ -8225,7 +8469,6 @@
                 <w:cs/>
                 <w:lang w:bidi="ta-IN"/>
               </w:rPr>
-              <w:lastRenderedPageBreak/>
               <w:t>ப்</w:t>
             </w:r>
             <w:r>
@@ -8489,7 +8732,6 @@
                 <w:rFonts w:cs="BRH Malayalam Extra"/>
                 <w:color w:val="000000"/>
                 <w:szCs w:val="40"/>
-                <w:lang w:val="it-IT"/>
               </w:rPr>
             </w:pPr>
           </w:p>
@@ -8518,7 +8760,6 @@
                 <w:cs/>
                 <w:lang w:bidi="ta-IN"/>
               </w:rPr>
-              <w:lastRenderedPageBreak/>
               <w:t>12)</w:t>
             </w:r>
             <w:r>
@@ -8765,7 +9006,6 @@
                 <w:cs/>
                 <w:lang w:bidi="ta-IN"/>
               </w:rPr>
-              <w:lastRenderedPageBreak/>
               <w:t>ப்</w:t>
             </w:r>
             <w:r>
@@ -10369,7 +10609,6 @@
                 <w:rFonts w:cs="BRH Malayalam Extra"/>
                 <w:color w:val="000000"/>
                 <w:szCs w:val="40"/>
-                <w:lang w:val="it-IT"/>
               </w:rPr>
             </w:pPr>
           </w:p>
@@ -10813,7 +11052,6 @@
                 <w:rFonts w:cs="BRH Malayalam Extra"/>
                 <w:color w:val="000000"/>
                 <w:szCs w:val="40"/>
-                <w:lang w:val="it-IT"/>
               </w:rPr>
             </w:pPr>
           </w:p>
@@ -10945,6 +11183,7 @@
               </w:rPr>
               <w:t>4)</w:t>
             </w:r>
+            <w:proofErr w:type="gramStart"/>
             <w:r>
               <w:rPr>
                 <w:rFonts w:ascii="Latha" w:hAnsi="Latha" w:cs="Latha"/>
@@ -10962,6 +11201,7 @@
               </w:rPr>
               <w:t>அ</w:t>
             </w:r>
+            <w:proofErr w:type="gramEnd"/>
             <w:r>
               <w:rPr>
                 <w:rFonts w:ascii="BRH Tamil Tab Extra" w:hAnsi="BRH Tamil Tab Extra" w:cs="Latha"/>
@@ -11229,7 +11469,6 @@
                 <w:rFonts w:cs="BRH Malayalam Extra"/>
                 <w:color w:val="000000"/>
                 <w:szCs w:val="40"/>
-                <w:lang w:val="it-IT"/>
               </w:rPr>
             </w:pPr>
           </w:p>
@@ -11356,6 +11595,7 @@
               </w:rPr>
               <w:t>4)</w:t>
             </w:r>
+            <w:proofErr w:type="gramStart"/>
             <w:r>
               <w:rPr>
                 <w:rFonts w:ascii="Latha" w:hAnsi="Latha" w:cs="Latha"/>
@@ -11373,6 +11613,7 @@
               </w:rPr>
               <w:t>அ</w:t>
             </w:r>
+            <w:proofErr w:type="gramEnd"/>
             <w:r>
               <w:rPr>
                 <w:rFonts w:ascii="BRH Tamil Tab Extra" w:hAnsi="BRH Tamil Tab Extra" w:cs="Latha"/>
@@ -11463,7 +11704,6 @@
                 <w:rFonts w:cs="BRH Malayalam Extra"/>
                 <w:color w:val="000000"/>
                 <w:szCs w:val="40"/>
-                <w:lang w:val="it-IT"/>
               </w:rPr>
             </w:pPr>
             <w:r>
@@ -11700,6 +11940,7 @@
                 <w:cs/>
                 <w:lang w:bidi="ta-IN"/>
               </w:rPr>
+              <w:lastRenderedPageBreak/>
               <w:t>56</w:t>
             </w:r>
             <w:r>
@@ -12936,7 +13177,6 @@
                 <w:rFonts w:cs="BRH Malayalam Extra"/>
                 <w:color w:val="000000"/>
                 <w:szCs w:val="40"/>
-                <w:lang w:val="it-IT"/>
               </w:rPr>
             </w:pPr>
             <w:r>
@@ -13348,7 +13588,6 @@
                 <w:rFonts w:cs="BRH Malayalam Extra"/>
                 <w:color w:val="000000"/>
                 <w:szCs w:val="40"/>
-                <w:lang w:val="it-IT"/>
               </w:rPr>
             </w:pPr>
             <w:bookmarkStart w:id="5" w:name="_Hlk136638366"/>
@@ -13587,7 +13826,6 @@
                 <w:cs/>
                 <w:lang w:bidi="ta-IN"/>
               </w:rPr>
-              <w:lastRenderedPageBreak/>
               <w:t>18)</w:t>
             </w:r>
             <w:r>
@@ -14553,7 +14791,6 @@
                 <w:rFonts w:cs="BRH Malayalam Extra"/>
                 <w:color w:val="000000"/>
                 <w:szCs w:val="40"/>
-                <w:lang w:val="it-IT"/>
               </w:rPr>
             </w:pPr>
             <w:r>
@@ -14977,7 +15214,6 @@
                 <w:rFonts w:cs="BRH Malayalam Extra"/>
                 <w:color w:val="000000"/>
                 <w:szCs w:val="40"/>
-                <w:lang w:val="it-IT"/>
               </w:rPr>
             </w:pPr>
             <w:bookmarkStart w:id="6" w:name="_Hlk136717952"/>
@@ -15316,16 +15552,36 @@
                 <w:sz w:val="32"/>
                 <w:szCs w:val="40"/>
               </w:rPr>
-              <w:t xml:space="preserve">)-  </w:t>
-            </w:r>
-            <w:r>
-              <w:rPr>
-                <w:rFonts w:ascii="Latha" w:hAnsi="Latha" w:cs="Latha"/>
-                <w:szCs w:val="24"/>
-                <w:cs/>
-                <w:lang w:bidi="ta-IN"/>
-              </w:rPr>
-              <w:t xml:space="preserve">ஆ </w:t>
+              <w:t>)</w:t>
+            </w:r>
+            <w:proofErr w:type="gramStart"/>
+            <w:r>
+              <w:rPr>
+                <w:rFonts w:ascii="BRH Devanagari Extra" w:hAnsi="BRH Devanagari Extra" w:cs="BRH Devanagari Extra"/>
+                <w:color w:val="000000"/>
+                <w:sz w:val="32"/>
+                <w:szCs w:val="40"/>
+              </w:rPr>
+              <w:t xml:space="preserve">-  </w:t>
+            </w:r>
+            <w:r>
+              <w:rPr>
+                <w:rFonts w:ascii="Latha" w:hAnsi="Latha" w:cs="Latha"/>
+                <w:szCs w:val="24"/>
+                <w:cs/>
+                <w:lang w:bidi="ta-IN"/>
+              </w:rPr>
+              <w:t>ஆ</w:t>
+            </w:r>
+            <w:proofErr w:type="gramEnd"/>
+            <w:r>
+              <w:rPr>
+                <w:rFonts w:ascii="Latha" w:hAnsi="Latha" w:cs="Latha"/>
+                <w:szCs w:val="24"/>
+                <w:cs/>
+                <w:lang w:bidi="ta-IN"/>
+              </w:rPr>
+              <w:t xml:space="preserve"> </w:t>
             </w:r>
             <w:r>
               <w:rPr>
@@ -15706,16 +15962,36 @@
                 <w:sz w:val="32"/>
                 <w:szCs w:val="40"/>
               </w:rPr>
-              <w:t xml:space="preserve">)-  </w:t>
-            </w:r>
-            <w:r>
-              <w:rPr>
-                <w:rFonts w:ascii="Latha" w:hAnsi="Latha" w:cs="Latha"/>
-                <w:szCs w:val="24"/>
-                <w:cs/>
-                <w:lang w:bidi="ta-IN"/>
-              </w:rPr>
-              <w:t xml:space="preserve">ஆ </w:t>
+              <w:t>)</w:t>
+            </w:r>
+            <w:proofErr w:type="gramStart"/>
+            <w:r>
+              <w:rPr>
+                <w:rFonts w:ascii="BRH Devanagari Extra" w:hAnsi="BRH Devanagari Extra" w:cs="BRH Devanagari Extra"/>
+                <w:color w:val="000000"/>
+                <w:sz w:val="32"/>
+                <w:szCs w:val="40"/>
+              </w:rPr>
+              <w:t xml:space="preserve">-  </w:t>
+            </w:r>
+            <w:r>
+              <w:rPr>
+                <w:rFonts w:ascii="Latha" w:hAnsi="Latha" w:cs="Latha"/>
+                <w:szCs w:val="24"/>
+                <w:cs/>
+                <w:lang w:bidi="ta-IN"/>
+              </w:rPr>
+              <w:t>ஆ</w:t>
+            </w:r>
+            <w:proofErr w:type="gramEnd"/>
+            <w:r>
+              <w:rPr>
+                <w:rFonts w:ascii="Latha" w:hAnsi="Latha" w:cs="Latha"/>
+                <w:szCs w:val="24"/>
+                <w:cs/>
+                <w:lang w:bidi="ta-IN"/>
+              </w:rPr>
+              <w:t xml:space="preserve"> </w:t>
             </w:r>
             <w:r>
               <w:rPr>
@@ -17230,6 +17506,7 @@
                 <w:cs/>
                 <w:lang w:bidi="ta-IN"/>
               </w:rPr>
+              <w:lastRenderedPageBreak/>
               <w:t>5</w:t>
             </w:r>
             <w:r>
@@ -18105,7 +18382,6 @@
                 <w:cs/>
                 <w:lang w:bidi="ta-IN"/>
               </w:rPr>
-              <w:lastRenderedPageBreak/>
               <w:t>51</w:t>
             </w:r>
             <w:r>
@@ -18749,7 +19025,6 @@
                 <w:cs/>
                 <w:lang w:bidi="ta-IN"/>
               </w:rPr>
-              <w:lastRenderedPageBreak/>
               <w:t>5</w:t>
             </w:r>
             <w:r>
@@ -19545,7 +19820,6 @@
                 <w:cs/>
                 <w:lang w:bidi="ta-IN"/>
               </w:rPr>
-              <w:lastRenderedPageBreak/>
               <w:t>51</w:t>
             </w:r>
             <w:r>
@@ -20231,7 +20505,6 @@
                 <w:cs/>
                 <w:lang w:bidi="ta-IN"/>
               </w:rPr>
-              <w:lastRenderedPageBreak/>
               <w:t>5</w:t>
             </w:r>
             <w:r>
@@ -20641,7 +20914,6 @@
                 <w:rFonts w:cs="BRH Malayalam Extra"/>
                 <w:color w:val="000000"/>
                 <w:szCs w:val="40"/>
-                <w:lang w:val="it-IT"/>
               </w:rPr>
             </w:pPr>
           </w:p>
@@ -21093,7 +21365,6 @@
                 <w:rFonts w:cs="BRH Malayalam Extra"/>
                 <w:color w:val="000000"/>
                 <w:szCs w:val="40"/>
-                <w:lang w:val="it-IT"/>
               </w:rPr>
             </w:pPr>
           </w:p>
@@ -21324,7 +21595,6 @@
                 <w:rFonts w:cs="BRH Malayalam Extra"/>
                 <w:color w:val="000000"/>
                 <w:szCs w:val="40"/>
-                <w:lang w:val="it-IT"/>
               </w:rPr>
             </w:pPr>
             <w:r>
@@ -21726,7 +21996,6 @@
                 <w:rFonts w:cs="BRH Malayalam Extra"/>
                 <w:color w:val="000000"/>
                 <w:szCs w:val="40"/>
-                <w:lang w:val="it-IT"/>
               </w:rPr>
             </w:pPr>
             <w:r>
@@ -22737,6 +23006,7 @@
                 <w:cs/>
                 <w:lang w:bidi="ta-IN"/>
               </w:rPr>
+              <w:lastRenderedPageBreak/>
               <w:t>7</w:t>
             </w:r>
             <w:r>
@@ -24457,7 +24727,6 @@
                 <w:cs/>
                 <w:lang w:bidi="ta-IN"/>
               </w:rPr>
-              <w:lastRenderedPageBreak/>
               <w:t>3)</w:t>
             </w:r>
             <w:r>
@@ -27079,7 +27348,6 @@
                 <w:color w:val="000000"/>
                 <w:sz w:val="32"/>
                 <w:szCs w:val="40"/>
-                <w:lang w:val="it-IT"/>
               </w:rPr>
               <w:t xml:space="preserve"> </w:t>
             </w:r>
@@ -27329,7 +27597,6 @@
                 <w:color w:val="000000"/>
                 <w:sz w:val="32"/>
                 <w:szCs w:val="40"/>
-                <w:lang w:val="it-IT"/>
               </w:rPr>
             </w:pPr>
             <w:r>
@@ -27492,7 +27759,6 @@
                 <w:color w:val="000000"/>
                 <w:sz w:val="32"/>
                 <w:szCs w:val="40"/>
-                <w:lang w:val="it-IT"/>
               </w:rPr>
               <w:t xml:space="preserve"> </w:t>
             </w:r>
@@ -28494,6 +28760,7 @@
                 <w:cs/>
                 <w:lang w:bidi="ta-IN"/>
               </w:rPr>
+              <w:lastRenderedPageBreak/>
               <w:t>தா</w:t>
             </w:r>
             <w:r>
@@ -28647,6 +28914,7 @@
                 <w:cs/>
                 <w:lang w:bidi="ta-IN"/>
               </w:rPr>
+              <w:lastRenderedPageBreak/>
               <w:t>45</w:t>
             </w:r>
             <w:r>
@@ -29198,6 +29466,7 @@
                 <w:cs/>
                 <w:lang w:bidi="ta-IN"/>
               </w:rPr>
+              <w:lastRenderedPageBreak/>
               <w:t>தா</w:t>
             </w:r>
             <w:r>
@@ -29357,6 +29626,7 @@
                 <w:cs/>
                 <w:lang w:bidi="ta-IN"/>
               </w:rPr>
+              <w:lastRenderedPageBreak/>
               <w:t>4)</w:t>
             </w:r>
             <w:r>
@@ -29822,7 +30092,6 @@
                 <w:color w:val="000000"/>
                 <w:sz w:val="32"/>
                 <w:szCs w:val="40"/>
-                <w:lang w:val="it-IT"/>
               </w:rPr>
             </w:pPr>
             <w:r>
@@ -29916,7 +30185,6 @@
                 <w:color w:val="000000"/>
                 <w:sz w:val="32"/>
                 <w:szCs w:val="40"/>
-                <w:lang w:val="it-IT"/>
               </w:rPr>
               <w:t xml:space="preserve"> </w:t>
             </w:r>
@@ -29971,7 +30239,6 @@
                 <w:cs/>
                 <w:lang w:bidi="ta-IN"/>
               </w:rPr>
-              <w:lastRenderedPageBreak/>
               <w:t>1</w:t>
             </w:r>
             <w:r>
@@ -32856,6 +33123,7 @@
                 <w:sz w:val="32"/>
                 <w:szCs w:val="32"/>
               </w:rPr>
+              <w:lastRenderedPageBreak/>
               <w:t>Reference</w:t>
             </w:r>
           </w:p>
@@ -32880,6 +33148,7 @@
                 <w:sz w:val="32"/>
                 <w:szCs w:val="32"/>
               </w:rPr>
+              <w:lastRenderedPageBreak/>
               <w:t>As Printed</w:t>
             </w:r>
           </w:p>
@@ -33078,7 +33347,7 @@
 </file>
 
 <file path=word/endnotes.xml><?xml version="1.0" encoding="utf-8"?>
-<w:endnotes xmlns:wpc="http://schemas.microsoft.com/office/word/2010/wordprocessingCanvas" xmlns:cx="http://schemas.microsoft.com/office/drawing/2014/chartex" xmlns:cx1="http://schemas.microsoft.com/office/drawing/2015/9/8/chartex" xmlns:cx2="http://schemas.microsoft.com/office/drawing/2015/10/21/chartex" xmlns:cx3="http://schemas.microsoft.com/office/drawing/2016/5/9/chartex" xmlns:cx4="http://schemas.microsoft.com/office/drawing/2016/5/10/chartex" xmlns:cx5="http://schemas.microsoft.com/office/drawing/2016/5/11/chartex" xmlns:cx6="http://schemas.microsoft.com/office/drawing/2016/5/12/chartex" xmlns:cx7="http://schemas.microsoft.com/office/drawing/2016/5/13/chartex" xmlns:cx8="http://schemas.microsoft.com/office/drawing/2016/5/14/chartex" xmlns:mc="http://schemas.openxmlformats.org/markup-compatibility/2006" xmlns:aink="http://schemas.microsoft.com/office/drawing/2016/ink" xmlns:am3d="http://schemas.microsoft.com/office/drawing/2017/model3d" xmlns:o="urn:schemas-microsoft-com:office:office" xmlns:oel="http://schemas.microsoft.com/office/2019/extlst" xmlns:r="http://schemas.openxmlformats.org/officeDocument/2006/relationships" xmlns:m="http://schemas.openxmlformats.org/officeDocument/2006/math" xmlns:v="urn:schemas-microsoft-com:vml" xmlns:wp14="http://schemas.microsoft.com/office/word/2010/wordprocessingDrawing" xmlns:wp="http://schemas.openxmlformats.org/drawingml/2006/wordprocessingDrawing" xmlns:w10="urn:schemas-microsoft-com:office:word" xmlns:w="http://schemas.openxmlformats.org/wordprocessingml/2006/main" xmlns:w14="http://schemas.microsoft.com/office/word/2010/wordml" xmlns:w15="http://schemas.microsoft.com/office/word/2012/wordml" xmlns:w16cex="http://schemas.microsoft.com/office/word/2018/wordml/cex" xmlns:w16cid="http://schemas.microsoft.com/office/word/2016/wordml/cid" xmlns:w16="http://schemas.microsoft.com/office/word/2018/wordml" xmlns:w16du="http://schemas.microsoft.com/office/word/2023/wordml/word16du" xmlns:w16sdtdh="http://schemas.microsoft.com/office/word/2020/wordml/sdtdatahash" xmlns:w16se="http://schemas.microsoft.com/office/word/2015/wordml/symex" xmlns:wpg="http://schemas.microsoft.com/office/word/2010/wordprocessingGroup" xmlns:wpi="http://schemas.microsoft.com/office/word/2010/wordprocessingInk" xmlns:wne="http://schemas.microsoft.com/office/word/2006/wordml" xmlns:wps="http://schemas.microsoft.com/office/word/2010/wordprocessingShape" mc:Ignorable="w14 w15 w16se w16cid w16 w16cex w16sdtdh wp14">
+<w:endnotes xmlns:wpc="http://schemas.microsoft.com/office/word/2010/wordprocessingCanvas" xmlns:cx="http://schemas.microsoft.com/office/drawing/2014/chartex" xmlns:cx1="http://schemas.microsoft.com/office/drawing/2015/9/8/chartex" xmlns:cx2="http://schemas.microsoft.com/office/drawing/2015/10/21/chartex" xmlns:cx3="http://schemas.microsoft.com/office/drawing/2016/5/9/chartex" xmlns:cx4="http://schemas.microsoft.com/office/drawing/2016/5/10/chartex" xmlns:cx5="http://schemas.microsoft.com/office/drawing/2016/5/11/chartex" xmlns:cx6="http://schemas.microsoft.com/office/drawing/2016/5/12/chartex" xmlns:cx7="http://schemas.microsoft.com/office/drawing/2016/5/13/chartex" xmlns:cx8="http://schemas.microsoft.com/office/drawing/2016/5/14/chartex" xmlns:mc="http://schemas.openxmlformats.org/markup-compatibility/2006" xmlns:aink="http://schemas.microsoft.com/office/drawing/2016/ink" xmlns:am3d="http://schemas.microsoft.com/office/drawing/2017/model3d" xmlns:o="urn:schemas-microsoft-com:office:office" xmlns:oel="http://schemas.microsoft.com/office/2019/extlst" xmlns:r="http://schemas.openxmlformats.org/officeDocument/2006/relationships" xmlns:m="http://schemas.openxmlformats.org/officeDocument/2006/math" xmlns:v="urn:schemas-microsoft-com:vml" xmlns:wp14="http://schemas.microsoft.com/office/word/2010/wordprocessingDrawing" xmlns:wp="http://schemas.openxmlformats.org/drawingml/2006/wordprocessingDrawing" xmlns:w10="urn:schemas-microsoft-com:office:word" xmlns:w="http://schemas.openxmlformats.org/wordprocessingml/2006/main" xmlns:w14="http://schemas.microsoft.com/office/word/2010/wordml" xmlns:w15="http://schemas.microsoft.com/office/word/2012/wordml" xmlns:w16cex="http://schemas.microsoft.com/office/word/2018/wordml/cex" xmlns:w16cid="http://schemas.microsoft.com/office/word/2016/wordml/cid" xmlns:w16="http://schemas.microsoft.com/office/word/2018/wordml" xmlns:w16du="http://schemas.microsoft.com/office/word/2023/wordml/word16du" xmlns:w16sdtdh="http://schemas.microsoft.com/office/word/2020/wordml/sdtdatahash" xmlns:w16sdtfl="http://schemas.microsoft.com/office/word/2024/wordml/sdtformatlock" xmlns:w16se="http://schemas.microsoft.com/office/word/2015/wordml/symex" xmlns:wpg="http://schemas.microsoft.com/office/word/2010/wordprocessingGroup" xmlns:wpi="http://schemas.microsoft.com/office/word/2010/wordprocessingInk" xmlns:wne="http://schemas.microsoft.com/office/word/2006/wordml" xmlns:wps="http://schemas.microsoft.com/office/word/2010/wordprocessingShape" mc:Ignorable="w14 w15 w16se w16cid w16 w16cex w16sdtdh w16sdtfl w16du wp14">
   <w:endnote w:type="separator" w:id="-1">
     <w:p>
       <w:pPr>
@@ -33103,7 +33372,7 @@
 </file>
 
 <file path=word/footer1.xml><?xml version="1.0" encoding="utf-8"?>
-<w:ftr xmlns:wpc="http://schemas.microsoft.com/office/word/2010/wordprocessingCanvas" xmlns:cx="http://schemas.microsoft.com/office/drawing/2014/chartex" xmlns:cx1="http://schemas.microsoft.com/office/drawing/2015/9/8/chartex" xmlns:cx2="http://schemas.microsoft.com/office/drawing/2015/10/21/chartex" xmlns:cx3="http://schemas.microsoft.com/office/drawing/2016/5/9/chartex" xmlns:cx4="http://schemas.microsoft.com/office/drawing/2016/5/10/chartex" xmlns:cx5="http://schemas.microsoft.com/office/drawing/2016/5/11/chartex" xmlns:cx6="http://schemas.microsoft.com/office/drawing/2016/5/12/chartex" xmlns:cx7="http://schemas.microsoft.com/office/drawing/2016/5/13/chartex" xmlns:cx8="http://schemas.microsoft.com/office/drawing/2016/5/14/chartex" xmlns:mc="http://schemas.openxmlformats.org/markup-compatibility/2006" xmlns:aink="http://schemas.microsoft.com/office/drawing/2016/ink" xmlns:am3d="http://schemas.microsoft.com/office/drawing/2017/model3d" xmlns:o="urn:schemas-microsoft-com:office:office" xmlns:oel="http://schemas.microsoft.com/office/2019/extlst" xmlns:r="http://schemas.openxmlformats.org/officeDocument/2006/relationships" xmlns:m="http://schemas.openxmlformats.org/officeDocument/2006/math" xmlns:v="urn:schemas-microsoft-com:vml" xmlns:wp14="http://schemas.microsoft.com/office/word/2010/wordprocessingDrawing" xmlns:wp="http://schemas.openxmlformats.org/drawingml/2006/wordprocessingDrawing" xmlns:w10="urn:schemas-microsoft-com:office:word" xmlns:w="http://schemas.openxmlformats.org/wordprocessingml/2006/main" xmlns:w14="http://schemas.microsoft.com/office/word/2010/wordml" xmlns:w15="http://schemas.microsoft.com/office/word/2012/wordml" xmlns:w16cex="http://schemas.microsoft.com/office/word/2018/wordml/cex" xmlns:w16cid="http://schemas.microsoft.com/office/word/2016/wordml/cid" xmlns:w16="http://schemas.microsoft.com/office/word/2018/wordml" xmlns:w16du="http://schemas.microsoft.com/office/word/2023/wordml/word16du" xmlns:w16sdtdh="http://schemas.microsoft.com/office/word/2020/wordml/sdtdatahash" xmlns:w16se="http://schemas.microsoft.com/office/word/2015/wordml/symex" xmlns:wpg="http://schemas.microsoft.com/office/word/2010/wordprocessingGroup" xmlns:wpi="http://schemas.microsoft.com/office/word/2010/wordprocessingInk" xmlns:wne="http://schemas.microsoft.com/office/word/2006/wordml" xmlns:wps="http://schemas.microsoft.com/office/word/2010/wordprocessingShape" mc:Ignorable="w14 w15 w16se w16cid w16 w16cex w16sdtdh wp14">
+<w:ftr xmlns:wpc="http://schemas.microsoft.com/office/word/2010/wordprocessingCanvas" xmlns:cx="http://schemas.microsoft.com/office/drawing/2014/chartex" xmlns:cx1="http://schemas.microsoft.com/office/drawing/2015/9/8/chartex" xmlns:cx2="http://schemas.microsoft.com/office/drawing/2015/10/21/chartex" xmlns:cx3="http://schemas.microsoft.com/office/drawing/2016/5/9/chartex" xmlns:cx4="http://schemas.microsoft.com/office/drawing/2016/5/10/chartex" xmlns:cx5="http://schemas.microsoft.com/office/drawing/2016/5/11/chartex" xmlns:cx6="http://schemas.microsoft.com/office/drawing/2016/5/12/chartex" xmlns:cx7="http://schemas.microsoft.com/office/drawing/2016/5/13/chartex" xmlns:cx8="http://schemas.microsoft.com/office/drawing/2016/5/14/chartex" xmlns:mc="http://schemas.openxmlformats.org/markup-compatibility/2006" xmlns:aink="http://schemas.microsoft.com/office/drawing/2016/ink" xmlns:am3d="http://schemas.microsoft.com/office/drawing/2017/model3d" xmlns:o="urn:schemas-microsoft-com:office:office" xmlns:oel="http://schemas.microsoft.com/office/2019/extlst" xmlns:r="http://schemas.openxmlformats.org/officeDocument/2006/relationships" xmlns:m="http://schemas.openxmlformats.org/officeDocument/2006/math" xmlns:v="urn:schemas-microsoft-com:vml" xmlns:wp14="http://schemas.microsoft.com/office/word/2010/wordprocessingDrawing" xmlns:wp="http://schemas.openxmlformats.org/drawingml/2006/wordprocessingDrawing" xmlns:w10="urn:schemas-microsoft-com:office:word" xmlns:w="http://schemas.openxmlformats.org/wordprocessingml/2006/main" xmlns:w14="http://schemas.microsoft.com/office/word/2010/wordml" xmlns:w15="http://schemas.microsoft.com/office/word/2012/wordml" xmlns:w16cex="http://schemas.microsoft.com/office/word/2018/wordml/cex" xmlns:w16cid="http://schemas.microsoft.com/office/word/2016/wordml/cid" xmlns:w16="http://schemas.microsoft.com/office/word/2018/wordml" xmlns:w16du="http://schemas.microsoft.com/office/word/2023/wordml/word16du" xmlns:w16sdtdh="http://schemas.microsoft.com/office/word/2020/wordml/sdtdatahash" xmlns:w16sdtfl="http://schemas.microsoft.com/office/word/2024/wordml/sdtformatlock" xmlns:w16se="http://schemas.microsoft.com/office/word/2015/wordml/symex" xmlns:wpg="http://schemas.microsoft.com/office/word/2010/wordprocessingGroup" xmlns:wpi="http://schemas.microsoft.com/office/word/2010/wordprocessingInk" xmlns:wne="http://schemas.microsoft.com/office/word/2006/wordml" xmlns:wps="http://schemas.microsoft.com/office/word/2010/wordprocessingShape" mc:Ignorable="w14 w15 w16se w16cid w16 w16cex w16sdtdh w16sdtfl w16du wp14">
   <w:p>
     <w:pPr>
       <w:pBdr>
@@ -33288,7 +33557,7 @@
 </file>
 
 <file path=word/footer2.xml><?xml version="1.0" encoding="utf-8"?>
-<w:ftr xmlns:wpc="http://schemas.microsoft.com/office/word/2010/wordprocessingCanvas" xmlns:cx="http://schemas.microsoft.com/office/drawing/2014/chartex" xmlns:cx1="http://schemas.microsoft.com/office/drawing/2015/9/8/chartex" xmlns:cx2="http://schemas.microsoft.com/office/drawing/2015/10/21/chartex" xmlns:cx3="http://schemas.microsoft.com/office/drawing/2016/5/9/chartex" xmlns:cx4="http://schemas.microsoft.com/office/drawing/2016/5/10/chartex" xmlns:cx5="http://schemas.microsoft.com/office/drawing/2016/5/11/chartex" xmlns:cx6="http://schemas.microsoft.com/office/drawing/2016/5/12/chartex" xmlns:cx7="http://schemas.microsoft.com/office/drawing/2016/5/13/chartex" xmlns:cx8="http://schemas.microsoft.com/office/drawing/2016/5/14/chartex" xmlns:mc="http://schemas.openxmlformats.org/markup-compatibility/2006" xmlns:aink="http://schemas.microsoft.com/office/drawing/2016/ink" xmlns:am3d="http://schemas.microsoft.com/office/drawing/2017/model3d" xmlns:o="urn:schemas-microsoft-com:office:office" xmlns:oel="http://schemas.microsoft.com/office/2019/extlst" xmlns:r="http://schemas.openxmlformats.org/officeDocument/2006/relationships" xmlns:m="http://schemas.openxmlformats.org/officeDocument/2006/math" xmlns:v="urn:schemas-microsoft-com:vml" xmlns:wp14="http://schemas.microsoft.com/office/word/2010/wordprocessingDrawing" xmlns:wp="http://schemas.openxmlformats.org/drawingml/2006/wordprocessingDrawing" xmlns:w10="urn:schemas-microsoft-com:office:word" xmlns:w="http://schemas.openxmlformats.org/wordprocessingml/2006/main" xmlns:w14="http://schemas.microsoft.com/office/word/2010/wordml" xmlns:w15="http://schemas.microsoft.com/office/word/2012/wordml" xmlns:w16cex="http://schemas.microsoft.com/office/word/2018/wordml/cex" xmlns:w16cid="http://schemas.microsoft.com/office/word/2016/wordml/cid" xmlns:w16="http://schemas.microsoft.com/office/word/2018/wordml" xmlns:w16du="http://schemas.microsoft.com/office/word/2023/wordml/word16du" xmlns:w16sdtdh="http://schemas.microsoft.com/office/word/2020/wordml/sdtdatahash" xmlns:w16se="http://schemas.microsoft.com/office/word/2015/wordml/symex" xmlns:wpg="http://schemas.microsoft.com/office/word/2010/wordprocessingGroup" xmlns:wpi="http://schemas.microsoft.com/office/word/2010/wordprocessingInk" xmlns:wne="http://schemas.microsoft.com/office/word/2006/wordml" xmlns:wps="http://schemas.microsoft.com/office/word/2010/wordprocessingShape" mc:Ignorable="w14 w15 w16se w16cid w16 w16cex w16sdtdh wp14">
+<w:ftr xmlns:wpc="http://schemas.microsoft.com/office/word/2010/wordprocessingCanvas" xmlns:cx="http://schemas.microsoft.com/office/drawing/2014/chartex" xmlns:cx1="http://schemas.microsoft.com/office/drawing/2015/9/8/chartex" xmlns:cx2="http://schemas.microsoft.com/office/drawing/2015/10/21/chartex" xmlns:cx3="http://schemas.microsoft.com/office/drawing/2016/5/9/chartex" xmlns:cx4="http://schemas.microsoft.com/office/drawing/2016/5/10/chartex" xmlns:cx5="http://schemas.microsoft.com/office/drawing/2016/5/11/chartex" xmlns:cx6="http://schemas.microsoft.com/office/drawing/2016/5/12/chartex" xmlns:cx7="http://schemas.microsoft.com/office/drawing/2016/5/13/chartex" xmlns:cx8="http://schemas.microsoft.com/office/drawing/2016/5/14/chartex" xmlns:mc="http://schemas.openxmlformats.org/markup-compatibility/2006" xmlns:aink="http://schemas.microsoft.com/office/drawing/2016/ink" xmlns:am3d="http://schemas.microsoft.com/office/drawing/2017/model3d" xmlns:o="urn:schemas-microsoft-com:office:office" xmlns:oel="http://schemas.microsoft.com/office/2019/extlst" xmlns:r="http://schemas.openxmlformats.org/officeDocument/2006/relationships" xmlns:m="http://schemas.openxmlformats.org/officeDocument/2006/math" xmlns:v="urn:schemas-microsoft-com:vml" xmlns:wp14="http://schemas.microsoft.com/office/word/2010/wordprocessingDrawing" xmlns:wp="http://schemas.openxmlformats.org/drawingml/2006/wordprocessingDrawing" xmlns:w10="urn:schemas-microsoft-com:office:word" xmlns:w="http://schemas.openxmlformats.org/wordprocessingml/2006/main" xmlns:w14="http://schemas.microsoft.com/office/word/2010/wordml" xmlns:w15="http://schemas.microsoft.com/office/word/2012/wordml" xmlns:w16cex="http://schemas.microsoft.com/office/word/2018/wordml/cex" xmlns:w16cid="http://schemas.microsoft.com/office/word/2016/wordml/cid" xmlns:w16="http://schemas.microsoft.com/office/word/2018/wordml" xmlns:w16du="http://schemas.microsoft.com/office/word/2023/wordml/word16du" xmlns:w16sdtdh="http://schemas.microsoft.com/office/word/2020/wordml/sdtdatahash" xmlns:w16sdtfl="http://schemas.microsoft.com/office/word/2024/wordml/sdtformatlock" xmlns:w16se="http://schemas.microsoft.com/office/word/2015/wordml/symex" xmlns:wpg="http://schemas.microsoft.com/office/word/2010/wordprocessingGroup" xmlns:wpi="http://schemas.microsoft.com/office/word/2010/wordprocessingInk" xmlns:wne="http://schemas.microsoft.com/office/word/2006/wordml" xmlns:wps="http://schemas.microsoft.com/office/word/2010/wordprocessingShape" mc:Ignorable="w14 w15 w16se w16cid w16 w16cex w16sdtdh w16sdtfl w16du wp14">
   <w:p>
     <w:pPr>
       <w:pBdr>
@@ -33494,7 +33763,7 @@
 </file>
 
 <file path=word/footnotes.xml><?xml version="1.0" encoding="utf-8"?>
-<w:footnotes xmlns:wpc="http://schemas.microsoft.com/office/word/2010/wordprocessingCanvas" xmlns:cx="http://schemas.microsoft.com/office/drawing/2014/chartex" xmlns:cx1="http://schemas.microsoft.com/office/drawing/2015/9/8/chartex" xmlns:cx2="http://schemas.microsoft.com/office/drawing/2015/10/21/chartex" xmlns:cx3="http://schemas.microsoft.com/office/drawing/2016/5/9/chartex" xmlns:cx4="http://schemas.microsoft.com/office/drawing/2016/5/10/chartex" xmlns:cx5="http://schemas.microsoft.com/office/drawing/2016/5/11/chartex" xmlns:cx6="http://schemas.microsoft.com/office/drawing/2016/5/12/chartex" xmlns:cx7="http://schemas.microsoft.com/office/drawing/2016/5/13/chartex" xmlns:cx8="http://schemas.microsoft.com/office/drawing/2016/5/14/chartex" xmlns:mc="http://schemas.openxmlformats.org/markup-compatibility/2006" xmlns:aink="http://schemas.microsoft.com/office/drawing/2016/ink" xmlns:am3d="http://schemas.microsoft.com/office/drawing/2017/model3d" xmlns:o="urn:schemas-microsoft-com:office:office" xmlns:oel="http://schemas.microsoft.com/office/2019/extlst" xmlns:r="http://schemas.openxmlformats.org/officeDocument/2006/relationships" xmlns:m="http://schemas.openxmlformats.org/officeDocument/2006/math" xmlns:v="urn:schemas-microsoft-com:vml" xmlns:wp14="http://schemas.microsoft.com/office/word/2010/wordprocessingDrawing" xmlns:wp="http://schemas.openxmlformats.org/drawingml/2006/wordprocessingDrawing" xmlns:w10="urn:schemas-microsoft-com:office:word" xmlns:w="http://schemas.openxmlformats.org/wordprocessingml/2006/main" xmlns:w14="http://schemas.microsoft.com/office/word/2010/wordml" xmlns:w15="http://schemas.microsoft.com/office/word/2012/wordml" xmlns:w16cex="http://schemas.microsoft.com/office/word/2018/wordml/cex" xmlns:w16cid="http://schemas.microsoft.com/office/word/2016/wordml/cid" xmlns:w16="http://schemas.microsoft.com/office/word/2018/wordml" xmlns:w16du="http://schemas.microsoft.com/office/word/2023/wordml/word16du" xmlns:w16sdtdh="http://schemas.microsoft.com/office/word/2020/wordml/sdtdatahash" xmlns:w16se="http://schemas.microsoft.com/office/word/2015/wordml/symex" xmlns:wpg="http://schemas.microsoft.com/office/word/2010/wordprocessingGroup" xmlns:wpi="http://schemas.microsoft.com/office/word/2010/wordprocessingInk" xmlns:wne="http://schemas.microsoft.com/office/word/2006/wordml" xmlns:wps="http://schemas.microsoft.com/office/word/2010/wordprocessingShape" mc:Ignorable="w14 w15 w16se w16cid w16 w16cex w16sdtdh wp14">
+<w:footnotes xmlns:wpc="http://schemas.microsoft.com/office/word/2010/wordprocessingCanvas" xmlns:cx="http://schemas.microsoft.com/office/drawing/2014/chartex" xmlns:cx1="http://schemas.microsoft.com/office/drawing/2015/9/8/chartex" xmlns:cx2="http://schemas.microsoft.com/office/drawing/2015/10/21/chartex" xmlns:cx3="http://schemas.microsoft.com/office/drawing/2016/5/9/chartex" xmlns:cx4="http://schemas.microsoft.com/office/drawing/2016/5/10/chartex" xmlns:cx5="http://schemas.microsoft.com/office/drawing/2016/5/11/chartex" xmlns:cx6="http://schemas.microsoft.com/office/drawing/2016/5/12/chartex" xmlns:cx7="http://schemas.microsoft.com/office/drawing/2016/5/13/chartex" xmlns:cx8="http://schemas.microsoft.com/office/drawing/2016/5/14/chartex" xmlns:mc="http://schemas.openxmlformats.org/markup-compatibility/2006" xmlns:aink="http://schemas.microsoft.com/office/drawing/2016/ink" xmlns:am3d="http://schemas.microsoft.com/office/drawing/2017/model3d" xmlns:o="urn:schemas-microsoft-com:office:office" xmlns:oel="http://schemas.microsoft.com/office/2019/extlst" xmlns:r="http://schemas.openxmlformats.org/officeDocument/2006/relationships" xmlns:m="http://schemas.openxmlformats.org/officeDocument/2006/math" xmlns:v="urn:schemas-microsoft-com:vml" xmlns:wp14="http://schemas.microsoft.com/office/word/2010/wordprocessingDrawing" xmlns:wp="http://schemas.openxmlformats.org/drawingml/2006/wordprocessingDrawing" xmlns:w10="urn:schemas-microsoft-com:office:word" xmlns:w="http://schemas.openxmlformats.org/wordprocessingml/2006/main" xmlns:w14="http://schemas.microsoft.com/office/word/2010/wordml" xmlns:w15="http://schemas.microsoft.com/office/word/2012/wordml" xmlns:w16cex="http://schemas.microsoft.com/office/word/2018/wordml/cex" xmlns:w16cid="http://schemas.microsoft.com/office/word/2016/wordml/cid" xmlns:w16="http://schemas.microsoft.com/office/word/2018/wordml" xmlns:w16du="http://schemas.microsoft.com/office/word/2023/wordml/word16du" xmlns:w16sdtdh="http://schemas.microsoft.com/office/word/2020/wordml/sdtdatahash" xmlns:w16sdtfl="http://schemas.microsoft.com/office/word/2024/wordml/sdtformatlock" xmlns:w16se="http://schemas.microsoft.com/office/word/2015/wordml/symex" xmlns:wpg="http://schemas.microsoft.com/office/word/2010/wordprocessingGroup" xmlns:wpi="http://schemas.microsoft.com/office/word/2010/wordprocessingInk" xmlns:wne="http://schemas.microsoft.com/office/word/2006/wordml" xmlns:wps="http://schemas.microsoft.com/office/word/2010/wordprocessingShape" mc:Ignorable="w14 w15 w16se w16cid w16 w16cex w16sdtdh w16sdtfl w16du wp14">
   <w:footnote w:type="separator" w:id="-1">
     <w:p>
       <w:pPr>
@@ -33519,7 +33788,7 @@
 </file>
 
 <file path=word/header1.xml><?xml version="1.0" encoding="utf-8"?>
-<w:hdr xmlns:wpc="http://schemas.microsoft.com/office/word/2010/wordprocessingCanvas" xmlns:cx="http://schemas.microsoft.com/office/drawing/2014/chartex" xmlns:cx1="http://schemas.microsoft.com/office/drawing/2015/9/8/chartex" xmlns:cx2="http://schemas.microsoft.com/office/drawing/2015/10/21/chartex" xmlns:cx3="http://schemas.microsoft.com/office/drawing/2016/5/9/chartex" xmlns:cx4="http://schemas.microsoft.com/office/drawing/2016/5/10/chartex" xmlns:cx5="http://schemas.microsoft.com/office/drawing/2016/5/11/chartex" xmlns:cx6="http://schemas.microsoft.com/office/drawing/2016/5/12/chartex" xmlns:cx7="http://schemas.microsoft.com/office/drawing/2016/5/13/chartex" xmlns:cx8="http://schemas.microsoft.com/office/drawing/2016/5/14/chartex" xmlns:mc="http://schemas.openxmlformats.org/markup-compatibility/2006" xmlns:aink="http://schemas.microsoft.com/office/drawing/2016/ink" xmlns:am3d="http://schemas.microsoft.com/office/drawing/2017/model3d" xmlns:o="urn:schemas-microsoft-com:office:office" xmlns:oel="http://schemas.microsoft.com/office/2019/extlst" xmlns:r="http://schemas.openxmlformats.org/officeDocument/2006/relationships" xmlns:m="http://schemas.openxmlformats.org/officeDocument/2006/math" xmlns:v="urn:schemas-microsoft-com:vml" xmlns:wp14="http://schemas.microsoft.com/office/word/2010/wordprocessingDrawing" xmlns:wp="http://schemas.openxmlformats.org/drawingml/2006/wordprocessingDrawing" xmlns:w10="urn:schemas-microsoft-com:office:word" xmlns:w="http://schemas.openxmlformats.org/wordprocessingml/2006/main" xmlns:w14="http://schemas.microsoft.com/office/word/2010/wordml" xmlns:w15="http://schemas.microsoft.com/office/word/2012/wordml" xmlns:w16cex="http://schemas.microsoft.com/office/word/2018/wordml/cex" xmlns:w16cid="http://schemas.microsoft.com/office/word/2016/wordml/cid" xmlns:w16="http://schemas.microsoft.com/office/word/2018/wordml" xmlns:w16du="http://schemas.microsoft.com/office/word/2023/wordml/word16du" xmlns:w16sdtdh="http://schemas.microsoft.com/office/word/2020/wordml/sdtdatahash" xmlns:w16se="http://schemas.microsoft.com/office/word/2015/wordml/symex" xmlns:wpg="http://schemas.microsoft.com/office/word/2010/wordprocessingGroup" xmlns:wpi="http://schemas.microsoft.com/office/word/2010/wordprocessingInk" xmlns:wne="http://schemas.microsoft.com/office/word/2006/wordml" xmlns:wps="http://schemas.microsoft.com/office/word/2010/wordprocessingShape" mc:Ignorable="w14 w15 w16se w16cid w16 w16cex w16sdtdh wp14">
+<w:hdr xmlns:wpc="http://schemas.microsoft.com/office/word/2010/wordprocessingCanvas" xmlns:cx="http://schemas.microsoft.com/office/drawing/2014/chartex" xmlns:cx1="http://schemas.microsoft.com/office/drawing/2015/9/8/chartex" xmlns:cx2="http://schemas.microsoft.com/office/drawing/2015/10/21/chartex" xmlns:cx3="http://schemas.microsoft.com/office/drawing/2016/5/9/chartex" xmlns:cx4="http://schemas.microsoft.com/office/drawing/2016/5/10/chartex" xmlns:cx5="http://schemas.microsoft.com/office/drawing/2016/5/11/chartex" xmlns:cx6="http://schemas.microsoft.com/office/drawing/2016/5/12/chartex" xmlns:cx7="http://schemas.microsoft.com/office/drawing/2016/5/13/chartex" xmlns:cx8="http://schemas.microsoft.com/office/drawing/2016/5/14/chartex" xmlns:mc="http://schemas.openxmlformats.org/markup-compatibility/2006" xmlns:aink="http://schemas.microsoft.com/office/drawing/2016/ink" xmlns:am3d="http://schemas.microsoft.com/office/drawing/2017/model3d" xmlns:o="urn:schemas-microsoft-com:office:office" xmlns:oel="http://schemas.microsoft.com/office/2019/extlst" xmlns:r="http://schemas.openxmlformats.org/officeDocument/2006/relationships" xmlns:m="http://schemas.openxmlformats.org/officeDocument/2006/math" xmlns:v="urn:schemas-microsoft-com:vml" xmlns:wp14="http://schemas.microsoft.com/office/word/2010/wordprocessingDrawing" xmlns:wp="http://schemas.openxmlformats.org/drawingml/2006/wordprocessingDrawing" xmlns:w10="urn:schemas-microsoft-com:office:word" xmlns:w="http://schemas.openxmlformats.org/wordprocessingml/2006/main" xmlns:w14="http://schemas.microsoft.com/office/word/2010/wordml" xmlns:w15="http://schemas.microsoft.com/office/word/2012/wordml" xmlns:w16cex="http://schemas.microsoft.com/office/word/2018/wordml/cex" xmlns:w16cid="http://schemas.microsoft.com/office/word/2016/wordml/cid" xmlns:w16="http://schemas.microsoft.com/office/word/2018/wordml" xmlns:w16du="http://schemas.microsoft.com/office/word/2023/wordml/word16du" xmlns:w16sdtdh="http://schemas.microsoft.com/office/word/2020/wordml/sdtdatahash" xmlns:w16sdtfl="http://schemas.microsoft.com/office/word/2024/wordml/sdtformatlock" xmlns:w16se="http://schemas.microsoft.com/office/word/2015/wordml/symex" xmlns:wpg="http://schemas.microsoft.com/office/word/2010/wordprocessingGroup" xmlns:wpi="http://schemas.microsoft.com/office/word/2010/wordprocessingInk" xmlns:wne="http://schemas.microsoft.com/office/word/2006/wordml" xmlns:wps="http://schemas.microsoft.com/office/word/2010/wordprocessingShape" mc:Ignorable="w14 w15 w16se w16cid w16 w16cex w16sdtdh w16sdtfl w16du wp14">
   <w:p>
     <w:pPr>
       <w:pStyle w:val="Header"/>
@@ -33540,7 +33809,7 @@
 </file>
 
 <file path=word/header2.xml><?xml version="1.0" encoding="utf-8"?>
-<w:hdr xmlns:wpc="http://schemas.microsoft.com/office/word/2010/wordprocessingCanvas" xmlns:cx="http://schemas.microsoft.com/office/drawing/2014/chartex" xmlns:cx1="http://schemas.microsoft.com/office/drawing/2015/9/8/chartex" xmlns:cx2="http://schemas.microsoft.com/office/drawing/2015/10/21/chartex" xmlns:cx3="http://schemas.microsoft.com/office/drawing/2016/5/9/chartex" xmlns:cx4="http://schemas.microsoft.com/office/drawing/2016/5/10/chartex" xmlns:cx5="http://schemas.microsoft.com/office/drawing/2016/5/11/chartex" xmlns:cx6="http://schemas.microsoft.com/office/drawing/2016/5/12/chartex" xmlns:cx7="http://schemas.microsoft.com/office/drawing/2016/5/13/chartex" xmlns:cx8="http://schemas.microsoft.com/office/drawing/2016/5/14/chartex" xmlns:mc="http://schemas.openxmlformats.org/markup-compatibility/2006" xmlns:aink="http://schemas.microsoft.com/office/drawing/2016/ink" xmlns:am3d="http://schemas.microsoft.com/office/drawing/2017/model3d" xmlns:o="urn:schemas-microsoft-com:office:office" xmlns:oel="http://schemas.microsoft.com/office/2019/extlst" xmlns:r="http://schemas.openxmlformats.org/officeDocument/2006/relationships" xmlns:m="http://schemas.openxmlformats.org/officeDocument/2006/math" xmlns:v="urn:schemas-microsoft-com:vml" xmlns:wp14="http://schemas.microsoft.com/office/word/2010/wordprocessingDrawing" xmlns:wp="http://schemas.openxmlformats.org/drawingml/2006/wordprocessingDrawing" xmlns:w10="urn:schemas-microsoft-com:office:word" xmlns:w="http://schemas.openxmlformats.org/wordprocessingml/2006/main" xmlns:w14="http://schemas.microsoft.com/office/word/2010/wordml" xmlns:w15="http://schemas.microsoft.com/office/word/2012/wordml" xmlns:w16cex="http://schemas.microsoft.com/office/word/2018/wordml/cex" xmlns:w16cid="http://schemas.microsoft.com/office/word/2016/wordml/cid" xmlns:w16="http://schemas.microsoft.com/office/word/2018/wordml" xmlns:w16du="http://schemas.microsoft.com/office/word/2023/wordml/word16du" xmlns:w16sdtdh="http://schemas.microsoft.com/office/word/2020/wordml/sdtdatahash" xmlns:w16se="http://schemas.microsoft.com/office/word/2015/wordml/symex" xmlns:wpg="http://schemas.microsoft.com/office/word/2010/wordprocessingGroup" xmlns:wpi="http://schemas.microsoft.com/office/word/2010/wordprocessingInk" xmlns:wne="http://schemas.microsoft.com/office/word/2006/wordml" xmlns:wps="http://schemas.microsoft.com/office/word/2010/wordprocessingShape" mc:Ignorable="w14 w15 w16se w16cid w16 w16cex w16sdtdh wp14">
+<w:hdr xmlns:wpc="http://schemas.microsoft.com/office/word/2010/wordprocessingCanvas" xmlns:cx="http://schemas.microsoft.com/office/drawing/2014/chartex" xmlns:cx1="http://schemas.microsoft.com/office/drawing/2015/9/8/chartex" xmlns:cx2="http://schemas.microsoft.com/office/drawing/2015/10/21/chartex" xmlns:cx3="http://schemas.microsoft.com/office/drawing/2016/5/9/chartex" xmlns:cx4="http://schemas.microsoft.com/office/drawing/2016/5/10/chartex" xmlns:cx5="http://schemas.microsoft.com/office/drawing/2016/5/11/chartex" xmlns:cx6="http://schemas.microsoft.com/office/drawing/2016/5/12/chartex" xmlns:cx7="http://schemas.microsoft.com/office/drawing/2016/5/13/chartex" xmlns:cx8="http://schemas.microsoft.com/office/drawing/2016/5/14/chartex" xmlns:mc="http://schemas.openxmlformats.org/markup-compatibility/2006" xmlns:aink="http://schemas.microsoft.com/office/drawing/2016/ink" xmlns:am3d="http://schemas.microsoft.com/office/drawing/2017/model3d" xmlns:o="urn:schemas-microsoft-com:office:office" xmlns:oel="http://schemas.microsoft.com/office/2019/extlst" xmlns:r="http://schemas.openxmlformats.org/officeDocument/2006/relationships" xmlns:m="http://schemas.openxmlformats.org/officeDocument/2006/math" xmlns:v="urn:schemas-microsoft-com:vml" xmlns:wp14="http://schemas.microsoft.com/office/word/2010/wordprocessingDrawing" xmlns:wp="http://schemas.openxmlformats.org/drawingml/2006/wordprocessingDrawing" xmlns:w10="urn:schemas-microsoft-com:office:word" xmlns:w="http://schemas.openxmlformats.org/wordprocessingml/2006/main" xmlns:w14="http://schemas.microsoft.com/office/word/2010/wordml" xmlns:w15="http://schemas.microsoft.com/office/word/2012/wordml" xmlns:w16cex="http://schemas.microsoft.com/office/word/2018/wordml/cex" xmlns:w16cid="http://schemas.microsoft.com/office/word/2016/wordml/cid" xmlns:w16="http://schemas.microsoft.com/office/word/2018/wordml" xmlns:w16du="http://schemas.microsoft.com/office/word/2023/wordml/word16du" xmlns:w16sdtdh="http://schemas.microsoft.com/office/word/2020/wordml/sdtdatahash" xmlns:w16sdtfl="http://schemas.microsoft.com/office/word/2024/wordml/sdtformatlock" xmlns:w16se="http://schemas.microsoft.com/office/word/2015/wordml/symex" xmlns:wpg="http://schemas.microsoft.com/office/word/2010/wordprocessingGroup" xmlns:wpi="http://schemas.microsoft.com/office/word/2010/wordprocessingInk" xmlns:wne="http://schemas.microsoft.com/office/word/2006/wordml" xmlns:wps="http://schemas.microsoft.com/office/word/2010/wordprocessingShape" mc:Ignorable="w14 w15 w16se w16cid w16 w16cex w16sdtdh w16sdtfl w16du wp14">
   <w:p>
     <w:pPr>
       <w:pStyle w:val="Header"/>
@@ -33553,7 +33822,7 @@
 </file>
 
 <file path=word/styles.xml><?xml version="1.0" encoding="utf-8"?>
-<w:styles xmlns:mc="http://schemas.openxmlformats.org/markup-compatibility/2006" xmlns:r="http://schemas.openxmlformats.org/officeDocument/2006/relationships" xmlns:w="http://schemas.openxmlformats.org/wordprocessingml/2006/main" xmlns:w14="http://schemas.microsoft.com/office/word/2010/wordml" xmlns:w15="http://schemas.microsoft.com/office/word/2012/wordml" xmlns:w16cex="http://schemas.microsoft.com/office/word/2018/wordml/cex" xmlns:w16cid="http://schemas.microsoft.com/office/word/2016/wordml/cid" xmlns:w16="http://schemas.microsoft.com/office/word/2018/wordml" xmlns:w16sdtdh="http://schemas.microsoft.com/office/word/2020/wordml/sdtdatahash" xmlns:w16se="http://schemas.microsoft.com/office/word/2015/wordml/symex" mc:Ignorable="w14 w15 w16se w16cid w16 w16cex w16sdtdh">
+<w:styles xmlns:mc="http://schemas.openxmlformats.org/markup-compatibility/2006" xmlns:r="http://schemas.openxmlformats.org/officeDocument/2006/relationships" xmlns:w="http://schemas.openxmlformats.org/wordprocessingml/2006/main" xmlns:w14="http://schemas.microsoft.com/office/word/2010/wordml" xmlns:w15="http://schemas.microsoft.com/office/word/2012/wordml" xmlns:w16cex="http://schemas.microsoft.com/office/word/2018/wordml/cex" xmlns:w16cid="http://schemas.microsoft.com/office/word/2016/wordml/cid" xmlns:w16="http://schemas.microsoft.com/office/word/2018/wordml" xmlns:w16du="http://schemas.microsoft.com/office/word/2023/wordml/word16du" xmlns:w16sdtdh="http://schemas.microsoft.com/office/word/2020/wordml/sdtdatahash" xmlns:w16sdtfl="http://schemas.microsoft.com/office/word/2024/wordml/sdtformatlock" xmlns:w16se="http://schemas.microsoft.com/office/word/2015/wordml/symex" mc:Ignorable="w14 w15 w16se w16cid w16 w16cex w16sdtdh w16sdtfl w16du">
   <w:docDefaults>
     <w:rPrDefault>
       <w:rPr>

--- a/TS Jatai Ghanam Project/TS 2.1/TS 2.1 Jatai Tamil Corrections.docx
+++ b/TS Jatai Ghanam Project/TS 2.1/TS 2.1 Jatai Tamil Corrections.docx
@@ -1,6 +1,6 @@
 
 <file path=word/document.xml><?xml version="1.0" encoding="utf-8"?>
-<w:document xmlns:wpc="http://schemas.microsoft.com/office/word/2010/wordprocessingCanvas" xmlns:cx="http://schemas.microsoft.com/office/drawing/2014/chartex" xmlns:cx1="http://schemas.microsoft.com/office/drawing/2015/9/8/chartex" xmlns:cx2="http://schemas.microsoft.com/office/drawing/2015/10/21/chartex" xmlns:cx3="http://schemas.microsoft.com/office/drawing/2016/5/9/chartex" xmlns:cx4="http://schemas.microsoft.com/office/drawing/2016/5/10/chartex" xmlns:cx5="http://schemas.microsoft.com/office/drawing/2016/5/11/chartex" xmlns:cx6="http://schemas.microsoft.com/office/drawing/2016/5/12/chartex" xmlns:cx7="http://schemas.microsoft.com/office/drawing/2016/5/13/chartex" xmlns:cx8="http://schemas.microsoft.com/office/drawing/2016/5/14/chartex" xmlns:mc="http://schemas.openxmlformats.org/markup-compatibility/2006" xmlns:aink="http://schemas.microsoft.com/office/drawing/2016/ink" xmlns:am3d="http://schemas.microsoft.com/office/drawing/2017/model3d" xmlns:o="urn:schemas-microsoft-com:office:office" xmlns:oel="http://schemas.microsoft.com/office/2019/extlst" xmlns:r="http://schemas.openxmlformats.org/officeDocument/2006/relationships" xmlns:m="http://schemas.openxmlformats.org/officeDocument/2006/math" xmlns:v="urn:schemas-microsoft-com:vml" xmlns:wp14="http://schemas.microsoft.com/office/word/2010/wordprocessingDrawing" xmlns:wp="http://schemas.openxmlformats.org/drawingml/2006/wordprocessingDrawing" xmlns:w10="urn:schemas-microsoft-com:office:word" xmlns:w="http://schemas.openxmlformats.org/wordprocessingml/2006/main" xmlns:w14="http://schemas.microsoft.com/office/word/2010/wordml" xmlns:w15="http://schemas.microsoft.com/office/word/2012/wordml" xmlns:w16cex="http://schemas.microsoft.com/office/word/2018/wordml/cex" xmlns:w16cid="http://schemas.microsoft.com/office/word/2016/wordml/cid" xmlns:w16="http://schemas.microsoft.com/office/word/2018/wordml" xmlns:w16du="http://schemas.microsoft.com/office/word/2023/wordml/word16du" xmlns:w16sdtdh="http://schemas.microsoft.com/office/word/2020/wordml/sdtdatahash" xmlns:w16sdtfl="http://schemas.microsoft.com/office/word/2024/wordml/sdtformatlock" xmlns:w16se="http://schemas.microsoft.com/office/word/2015/wordml/symex" xmlns:wpg="http://schemas.microsoft.com/office/word/2010/wordprocessingGroup" xmlns:wpi="http://schemas.microsoft.com/office/word/2010/wordprocessingInk" xmlns:wne="http://schemas.microsoft.com/office/word/2006/wordml" xmlns:wps="http://schemas.microsoft.com/office/word/2010/wordprocessingShape" mc:Ignorable="w14 w15 w16se w16cid w16 w16cex w16sdtdh w16sdtfl w16du wp14">
+<w:document xmlns:wpc="http://schemas.microsoft.com/office/word/2010/wordprocessingCanvas" xmlns:cx="http://schemas.microsoft.com/office/drawing/2014/chartex" xmlns:cx1="http://schemas.microsoft.com/office/drawing/2015/9/8/chartex" xmlns:cx2="http://schemas.microsoft.com/office/drawing/2015/10/21/chartex" xmlns:cx3="http://schemas.microsoft.com/office/drawing/2016/5/9/chartex" xmlns:cx4="http://schemas.microsoft.com/office/drawing/2016/5/10/chartex" xmlns:cx5="http://schemas.microsoft.com/office/drawing/2016/5/11/chartex" xmlns:cx6="http://schemas.microsoft.com/office/drawing/2016/5/12/chartex" xmlns:cx7="http://schemas.microsoft.com/office/drawing/2016/5/13/chartex" xmlns:cx8="http://schemas.microsoft.com/office/drawing/2016/5/14/chartex" xmlns:mc="http://schemas.openxmlformats.org/markup-compatibility/2006" xmlns:aink="http://schemas.microsoft.com/office/drawing/2016/ink" xmlns:am3d="http://schemas.microsoft.com/office/drawing/2017/model3d" xmlns:o="urn:schemas-microsoft-com:office:office" xmlns:oel="http://schemas.microsoft.com/office/2019/extlst" xmlns:r="http://schemas.openxmlformats.org/officeDocument/2006/relationships" xmlns:m="http://schemas.openxmlformats.org/officeDocument/2006/math" xmlns:v="urn:schemas-microsoft-com:vml" xmlns:wp14="http://schemas.microsoft.com/office/word/2010/wordprocessingDrawing" xmlns:wp="http://schemas.openxmlformats.org/drawingml/2006/wordprocessingDrawing" xmlns:w10="urn:schemas-microsoft-com:office:word" xmlns:w="http://schemas.openxmlformats.org/wordprocessingml/2006/main" xmlns:w14="http://schemas.microsoft.com/office/word/2010/wordml" xmlns:w15="http://schemas.microsoft.com/office/word/2012/wordml" xmlns:w16cei="http://schemas.microsoft.com/office/word/2026/wordml/cei" xmlns:w16cex="http://schemas.microsoft.com/office/word/2018/wordml/cex" xmlns:w16cid="http://schemas.microsoft.com/office/word/2016/wordml/cid" xmlns:w16="http://schemas.microsoft.com/office/word/2018/wordml" xmlns:w16du="http://schemas.microsoft.com/office/word/2023/wordml/word16du" xmlns:w16sdtdh="http://schemas.microsoft.com/office/word/2020/wordml/sdtdatahash" xmlns:w16sdtfl="http://schemas.microsoft.com/office/word/2024/wordml/sdtformatlock" xmlns:w16se="http://schemas.microsoft.com/office/word/2015/wordml/symex" xmlns:wpg="http://schemas.microsoft.com/office/word/2010/wordprocessingGroup" xmlns:wpi="http://schemas.microsoft.com/office/word/2010/wordprocessingInk" xmlns:wne="http://schemas.microsoft.com/office/word/2006/wordml" xmlns:wps="http://schemas.microsoft.com/office/word/2010/wordprocessingShape" mc:Ignorable="w14 w15 w16se w16cid w16 w16cex w16sdtdh w16sdtfl w16du wp14">
   <w:body>
     <w:p>
       <w:pPr>
@@ -182,8 +182,39 @@
                 <w:bCs/>
                 <w:szCs w:val="40"/>
               </w:rPr>
-              <w:t>NIL   NIL   Nil</w:t>
-            </w:r>
+              <w:t xml:space="preserve">NIL   </w:t>
+            </w:r>
+            <w:proofErr w:type="spellStart"/>
+            <w:r>
+              <w:rPr>
+                <w:rFonts w:cs="BRH Malayalam Extra"/>
+                <w:b/>
+                <w:bCs/>
+                <w:szCs w:val="40"/>
+              </w:rPr>
+              <w:t>NIL</w:t>
+            </w:r>
+            <w:proofErr w:type="spellEnd"/>
+            <w:r>
+              <w:rPr>
+                <w:rFonts w:cs="BRH Malayalam Extra"/>
+                <w:b/>
+                <w:bCs/>
+                <w:szCs w:val="40"/>
+              </w:rPr>
+              <w:t xml:space="preserve">   </w:t>
+            </w:r>
+            <w:proofErr w:type="spellStart"/>
+            <w:r>
+              <w:rPr>
+                <w:rFonts w:cs="BRH Malayalam Extra"/>
+                <w:b/>
+                <w:bCs/>
+                <w:szCs w:val="40"/>
+              </w:rPr>
+              <w:t>Nil</w:t>
+            </w:r>
+            <w:proofErr w:type="spellEnd"/>
           </w:p>
         </w:tc>
         <w:tc>
@@ -209,8 +240,39 @@
                 <w:bCs/>
                 <w:szCs w:val="40"/>
               </w:rPr>
-              <w:t>NIL   NIL   Nil</w:t>
-            </w:r>
+              <w:t xml:space="preserve">NIL   </w:t>
+            </w:r>
+            <w:proofErr w:type="spellStart"/>
+            <w:r>
+              <w:rPr>
+                <w:rFonts w:cs="BRH Malayalam Extra"/>
+                <w:b/>
+                <w:bCs/>
+                <w:szCs w:val="40"/>
+              </w:rPr>
+              <w:t>NIL</w:t>
+            </w:r>
+            <w:proofErr w:type="spellEnd"/>
+            <w:r>
+              <w:rPr>
+                <w:rFonts w:cs="BRH Malayalam Extra"/>
+                <w:b/>
+                <w:bCs/>
+                <w:szCs w:val="40"/>
+              </w:rPr>
+              <w:t xml:space="preserve">   </w:t>
+            </w:r>
+            <w:proofErr w:type="spellStart"/>
+            <w:r>
+              <w:rPr>
+                <w:rFonts w:cs="BRH Malayalam Extra"/>
+                <w:b/>
+                <w:bCs/>
+                <w:szCs w:val="40"/>
+              </w:rPr>
+              <w:t>Nil</w:t>
+            </w:r>
+            <w:proofErr w:type="spellEnd"/>
           </w:p>
         </w:tc>
       </w:tr>
@@ -237,32 +299,6 @@
         </w:rPr>
         <w:t>================</w:t>
       </w:r>
-    </w:p>
-    <w:p>
-      <w:pPr>
-        <w:spacing w:before="0" w:line="240" w:lineRule="auto"/>
-        <w:jc w:val="center"/>
-        <w:rPr>
-          <w:b/>
-          <w:bCs/>
-          <w:sz w:val="32"/>
-          <w:szCs w:val="32"/>
-          <w:u w:val="single"/>
-        </w:rPr>
-      </w:pPr>
-    </w:p>
-    <w:p>
-      <w:pPr>
-        <w:spacing w:before="0" w:line="240" w:lineRule="auto"/>
-        <w:jc w:val="center"/>
-        <w:rPr>
-          <w:b/>
-          <w:bCs/>
-          <w:sz w:val="32"/>
-          <w:szCs w:val="32"/>
-          <w:u w:val="single"/>
-        </w:rPr>
-      </w:pPr>
     </w:p>
     <w:p>
       <w:pPr>
@@ -28210,6 +28246,7 @@
                 <w:cs/>
                 <w:lang w:bidi="ta-IN"/>
               </w:rPr>
+              <w:lastRenderedPageBreak/>
               <w:t>45</w:t>
             </w:r>
             <w:r>
@@ -28760,7 +28797,6 @@
                 <w:cs/>
                 <w:lang w:bidi="ta-IN"/>
               </w:rPr>
-              <w:lastRenderedPageBreak/>
               <w:t>தா</w:t>
             </w:r>
             <w:r>
@@ -28914,7 +28950,6 @@
                 <w:cs/>
                 <w:lang w:bidi="ta-IN"/>
               </w:rPr>
-              <w:lastRenderedPageBreak/>
               <w:t>45</w:t>
             </w:r>
             <w:r>
@@ -29466,7 +29501,6 @@
                 <w:cs/>
                 <w:lang w:bidi="ta-IN"/>
               </w:rPr>
-              <w:lastRenderedPageBreak/>
               <w:t>தா</w:t>
             </w:r>
             <w:r>
@@ -29626,7 +29660,6 @@
                 <w:cs/>
                 <w:lang w:bidi="ta-IN"/>
               </w:rPr>
-              <w:lastRenderedPageBreak/>
               <w:t>4)</w:t>
             </w:r>
             <w:r>
@@ -32917,6 +32950,32 @@
         </w:tc>
       </w:tr>
     </w:tbl>
+    <w:p>
+      <w:pPr>
+        <w:spacing w:before="0" w:line="240" w:lineRule="auto"/>
+        <w:jc w:val="center"/>
+        <w:rPr>
+          <w:b/>
+          <w:bCs/>
+          <w:sz w:val="32"/>
+          <w:szCs w:val="32"/>
+          <w:u w:val="single"/>
+        </w:rPr>
+      </w:pPr>
+    </w:p>
+    <w:p>
+      <w:pPr>
+        <w:spacing w:before="0" w:line="240" w:lineRule="auto"/>
+        <w:jc w:val="center"/>
+        <w:rPr>
+          <w:b/>
+          <w:bCs/>
+          <w:sz w:val="32"/>
+          <w:szCs w:val="32"/>
+          <w:u w:val="single"/>
+        </w:rPr>
+      </w:pPr>
+    </w:p>
     <w:p>
       <w:pPr>
         <w:spacing w:before="0" w:line="240" w:lineRule="auto"/>
@@ -32950,6 +33009,7 @@
           <w:szCs w:val="32"/>
           <w:u w:val="single"/>
         </w:rPr>
+        <w:lastRenderedPageBreak/>
         <w:t xml:space="preserve">TS </w:t>
       </w:r>
       <w:r>
@@ -33123,7 +33183,6 @@
                 <w:sz w:val="32"/>
                 <w:szCs w:val="32"/>
               </w:rPr>
-              <w:lastRenderedPageBreak/>
               <w:t>Reference</w:t>
             </w:r>
           </w:p>
@@ -33148,7 +33207,6 @@
                 <w:sz w:val="32"/>
                 <w:szCs w:val="32"/>
               </w:rPr>
-              <w:lastRenderedPageBreak/>
               <w:t>As Printed</w:t>
             </w:r>
           </w:p>
@@ -33347,7 +33405,7 @@
 </file>
 
 <file path=word/endnotes.xml><?xml version="1.0" encoding="utf-8"?>
-<w:endnotes xmlns:wpc="http://schemas.microsoft.com/office/word/2010/wordprocessingCanvas" xmlns:cx="http://schemas.microsoft.com/office/drawing/2014/chartex" xmlns:cx1="http://schemas.microsoft.com/office/drawing/2015/9/8/chartex" xmlns:cx2="http://schemas.microsoft.com/office/drawing/2015/10/21/chartex" xmlns:cx3="http://schemas.microsoft.com/office/drawing/2016/5/9/chartex" xmlns:cx4="http://schemas.microsoft.com/office/drawing/2016/5/10/chartex" xmlns:cx5="http://schemas.microsoft.com/office/drawing/2016/5/11/chartex" xmlns:cx6="http://schemas.microsoft.com/office/drawing/2016/5/12/chartex" xmlns:cx7="http://schemas.microsoft.com/office/drawing/2016/5/13/chartex" xmlns:cx8="http://schemas.microsoft.com/office/drawing/2016/5/14/chartex" xmlns:mc="http://schemas.openxmlformats.org/markup-compatibility/2006" xmlns:aink="http://schemas.microsoft.com/office/drawing/2016/ink" xmlns:am3d="http://schemas.microsoft.com/office/drawing/2017/model3d" xmlns:o="urn:schemas-microsoft-com:office:office" xmlns:oel="http://schemas.microsoft.com/office/2019/extlst" xmlns:r="http://schemas.openxmlformats.org/officeDocument/2006/relationships" xmlns:m="http://schemas.openxmlformats.org/officeDocument/2006/math" xmlns:v="urn:schemas-microsoft-com:vml" xmlns:wp14="http://schemas.microsoft.com/office/word/2010/wordprocessingDrawing" xmlns:wp="http://schemas.openxmlformats.org/drawingml/2006/wordprocessingDrawing" xmlns:w10="urn:schemas-microsoft-com:office:word" xmlns:w="http://schemas.openxmlformats.org/wordprocessingml/2006/main" xmlns:w14="http://schemas.microsoft.com/office/word/2010/wordml" xmlns:w15="http://schemas.microsoft.com/office/word/2012/wordml" xmlns:w16cex="http://schemas.microsoft.com/office/word/2018/wordml/cex" xmlns:w16cid="http://schemas.microsoft.com/office/word/2016/wordml/cid" xmlns:w16="http://schemas.microsoft.com/office/word/2018/wordml" xmlns:w16du="http://schemas.microsoft.com/office/word/2023/wordml/word16du" xmlns:w16sdtdh="http://schemas.microsoft.com/office/word/2020/wordml/sdtdatahash" xmlns:w16sdtfl="http://schemas.microsoft.com/office/word/2024/wordml/sdtformatlock" xmlns:w16se="http://schemas.microsoft.com/office/word/2015/wordml/symex" xmlns:wpg="http://schemas.microsoft.com/office/word/2010/wordprocessingGroup" xmlns:wpi="http://schemas.microsoft.com/office/word/2010/wordprocessingInk" xmlns:wne="http://schemas.microsoft.com/office/word/2006/wordml" xmlns:wps="http://schemas.microsoft.com/office/word/2010/wordprocessingShape" mc:Ignorable="w14 w15 w16se w16cid w16 w16cex w16sdtdh w16sdtfl w16du wp14">
+<w:endnotes xmlns:wpc="http://schemas.microsoft.com/office/word/2010/wordprocessingCanvas" xmlns:cx="http://schemas.microsoft.com/office/drawing/2014/chartex" xmlns:cx1="http://schemas.microsoft.com/office/drawing/2015/9/8/chartex" xmlns:cx2="http://schemas.microsoft.com/office/drawing/2015/10/21/chartex" xmlns:cx3="http://schemas.microsoft.com/office/drawing/2016/5/9/chartex" xmlns:cx4="http://schemas.microsoft.com/office/drawing/2016/5/10/chartex" xmlns:cx5="http://schemas.microsoft.com/office/drawing/2016/5/11/chartex" xmlns:cx6="http://schemas.microsoft.com/office/drawing/2016/5/12/chartex" xmlns:cx7="http://schemas.microsoft.com/office/drawing/2016/5/13/chartex" xmlns:cx8="http://schemas.microsoft.com/office/drawing/2016/5/14/chartex" xmlns:mc="http://schemas.openxmlformats.org/markup-compatibility/2006" xmlns:aink="http://schemas.microsoft.com/office/drawing/2016/ink" xmlns:am3d="http://schemas.microsoft.com/office/drawing/2017/model3d" xmlns:o="urn:schemas-microsoft-com:office:office" xmlns:oel="http://schemas.microsoft.com/office/2019/extlst" xmlns:r="http://schemas.openxmlformats.org/officeDocument/2006/relationships" xmlns:m="http://schemas.openxmlformats.org/officeDocument/2006/math" xmlns:v="urn:schemas-microsoft-com:vml" xmlns:wp14="http://schemas.microsoft.com/office/word/2010/wordprocessingDrawing" xmlns:wp="http://schemas.openxmlformats.org/drawingml/2006/wordprocessingDrawing" xmlns:w10="urn:schemas-microsoft-com:office:word" xmlns:w="http://schemas.openxmlformats.org/wordprocessingml/2006/main" xmlns:w14="http://schemas.microsoft.com/office/word/2010/wordml" xmlns:w15="http://schemas.microsoft.com/office/word/2012/wordml" xmlns:w16cei="http://schemas.microsoft.com/office/word/2026/wordml/cei" xmlns:w16cex="http://schemas.microsoft.com/office/word/2018/wordml/cex" xmlns:w16cid="http://schemas.microsoft.com/office/word/2016/wordml/cid" xmlns:w16="http://schemas.microsoft.com/office/word/2018/wordml" xmlns:w16du="http://schemas.microsoft.com/office/word/2023/wordml/word16du" xmlns:w16sdtdh="http://schemas.microsoft.com/office/word/2020/wordml/sdtdatahash" xmlns:w16sdtfl="http://schemas.microsoft.com/office/word/2024/wordml/sdtformatlock" xmlns:w16se="http://schemas.microsoft.com/office/word/2015/wordml/symex" xmlns:wpg="http://schemas.microsoft.com/office/word/2010/wordprocessingGroup" xmlns:wpi="http://schemas.microsoft.com/office/word/2010/wordprocessingInk" xmlns:wne="http://schemas.microsoft.com/office/word/2006/wordml" xmlns:wps="http://schemas.microsoft.com/office/word/2010/wordprocessingShape" mc:Ignorable="w14 w15 w16se w16cid w16 w16cex w16sdtdh w16sdtfl w16du wp14">
   <w:endnote w:type="separator" w:id="-1">
     <w:p>
       <w:pPr>
@@ -33372,7 +33430,7 @@
 </file>
 
 <file path=word/footer1.xml><?xml version="1.0" encoding="utf-8"?>
-<w:ftr xmlns:wpc="http://schemas.microsoft.com/office/word/2010/wordprocessingCanvas" xmlns:cx="http://schemas.microsoft.com/office/drawing/2014/chartex" xmlns:cx1="http://schemas.microsoft.com/office/drawing/2015/9/8/chartex" xmlns:cx2="http://schemas.microsoft.com/office/drawing/2015/10/21/chartex" xmlns:cx3="http://schemas.microsoft.com/office/drawing/2016/5/9/chartex" xmlns:cx4="http://schemas.microsoft.com/office/drawing/2016/5/10/chartex" xmlns:cx5="http://schemas.microsoft.com/office/drawing/2016/5/11/chartex" xmlns:cx6="http://schemas.microsoft.com/office/drawing/2016/5/12/chartex" xmlns:cx7="http://schemas.microsoft.com/office/drawing/2016/5/13/chartex" xmlns:cx8="http://schemas.microsoft.com/office/drawing/2016/5/14/chartex" xmlns:mc="http://schemas.openxmlformats.org/markup-compatibility/2006" xmlns:aink="http://schemas.microsoft.com/office/drawing/2016/ink" xmlns:am3d="http://schemas.microsoft.com/office/drawing/2017/model3d" xmlns:o="urn:schemas-microsoft-com:office:office" xmlns:oel="http://schemas.microsoft.com/office/2019/extlst" xmlns:r="http://schemas.openxmlformats.org/officeDocument/2006/relationships" xmlns:m="http://schemas.openxmlformats.org/officeDocument/2006/math" xmlns:v="urn:schemas-microsoft-com:vml" xmlns:wp14="http://schemas.microsoft.com/office/word/2010/wordprocessingDrawing" xmlns:wp="http://schemas.openxmlformats.org/drawingml/2006/wordprocessingDrawing" xmlns:w10="urn:schemas-microsoft-com:office:word" xmlns:w="http://schemas.openxmlformats.org/wordprocessingml/2006/main" xmlns:w14="http://schemas.microsoft.com/office/word/2010/wordml" xmlns:w15="http://schemas.microsoft.com/office/word/2012/wordml" xmlns:w16cex="http://schemas.microsoft.com/office/word/2018/wordml/cex" xmlns:w16cid="http://schemas.microsoft.com/office/word/2016/wordml/cid" xmlns:w16="http://schemas.microsoft.com/office/word/2018/wordml" xmlns:w16du="http://schemas.microsoft.com/office/word/2023/wordml/word16du" xmlns:w16sdtdh="http://schemas.microsoft.com/office/word/2020/wordml/sdtdatahash" xmlns:w16sdtfl="http://schemas.microsoft.com/office/word/2024/wordml/sdtformatlock" xmlns:w16se="http://schemas.microsoft.com/office/word/2015/wordml/symex" xmlns:wpg="http://schemas.microsoft.com/office/word/2010/wordprocessingGroup" xmlns:wpi="http://schemas.microsoft.com/office/word/2010/wordprocessingInk" xmlns:wne="http://schemas.microsoft.com/office/word/2006/wordml" xmlns:wps="http://schemas.microsoft.com/office/word/2010/wordprocessingShape" mc:Ignorable="w14 w15 w16se w16cid w16 w16cex w16sdtdh w16sdtfl w16du wp14">
+<w:ftr xmlns:wpc="http://schemas.microsoft.com/office/word/2010/wordprocessingCanvas" xmlns:cx="http://schemas.microsoft.com/office/drawing/2014/chartex" xmlns:cx1="http://schemas.microsoft.com/office/drawing/2015/9/8/chartex" xmlns:cx2="http://schemas.microsoft.com/office/drawing/2015/10/21/chartex" xmlns:cx3="http://schemas.microsoft.com/office/drawing/2016/5/9/chartex" xmlns:cx4="http://schemas.microsoft.com/office/drawing/2016/5/10/chartex" xmlns:cx5="http://schemas.microsoft.com/office/drawing/2016/5/11/chartex" xmlns:cx6="http://schemas.microsoft.com/office/drawing/2016/5/12/chartex" xmlns:cx7="http://schemas.microsoft.com/office/drawing/2016/5/13/chartex" xmlns:cx8="http://schemas.microsoft.com/office/drawing/2016/5/14/chartex" xmlns:mc="http://schemas.openxmlformats.org/markup-compatibility/2006" xmlns:aink="http://schemas.microsoft.com/office/drawing/2016/ink" xmlns:am3d="http://schemas.microsoft.com/office/drawing/2017/model3d" xmlns:o="urn:schemas-microsoft-com:office:office" xmlns:oel="http://schemas.microsoft.com/office/2019/extlst" xmlns:r="http://schemas.openxmlformats.org/officeDocument/2006/relationships" xmlns:m="http://schemas.openxmlformats.org/officeDocument/2006/math" xmlns:v="urn:schemas-microsoft-com:vml" xmlns:wp14="http://schemas.microsoft.com/office/word/2010/wordprocessingDrawing" xmlns:wp="http://schemas.openxmlformats.org/drawingml/2006/wordprocessingDrawing" xmlns:w10="urn:schemas-microsoft-com:office:word" xmlns:w="http://schemas.openxmlformats.org/wordprocessingml/2006/main" xmlns:w14="http://schemas.microsoft.com/office/word/2010/wordml" xmlns:w15="http://schemas.microsoft.com/office/word/2012/wordml" xmlns:w16cei="http://schemas.microsoft.com/office/word/2026/wordml/cei" xmlns:w16cex="http://schemas.microsoft.com/office/word/2018/wordml/cex" xmlns:w16cid="http://schemas.microsoft.com/office/word/2016/wordml/cid" xmlns:w16="http://schemas.microsoft.com/office/word/2018/wordml" xmlns:w16du="http://schemas.microsoft.com/office/word/2023/wordml/word16du" xmlns:w16sdtdh="http://schemas.microsoft.com/office/word/2020/wordml/sdtdatahash" xmlns:w16sdtfl="http://schemas.microsoft.com/office/word/2024/wordml/sdtformatlock" xmlns:w16se="http://schemas.microsoft.com/office/word/2015/wordml/symex" xmlns:wpg="http://schemas.microsoft.com/office/word/2010/wordprocessingGroup" xmlns:wpi="http://schemas.microsoft.com/office/word/2010/wordprocessingInk" xmlns:wne="http://schemas.microsoft.com/office/word/2006/wordml" xmlns:wps="http://schemas.microsoft.com/office/word/2010/wordprocessingShape" mc:Ignorable="w14 w15 w16se w16cid w16 w16cex w16sdtdh w16sdtfl w16du wp14">
   <w:p>
     <w:pPr>
       <w:pBdr>
@@ -33425,6 +33483,19 @@
         <w:bCs/>
       </w:rPr>
       <w:tab/>
+    </w:r>
+    <w:r>
+      <w:rPr>
+        <w:b/>
+        <w:bCs/>
+      </w:rPr>
+      <w:t>www.</w:t>
+    </w:r>
+    <w:r>
+      <w:rPr>
+        <w:b/>
+        <w:bCs/>
+      </w:rPr>
       <w:t>v</w:t>
     </w:r>
     <w:r>
@@ -33432,7 +33503,14 @@
         <w:b/>
         <w:bCs/>
       </w:rPr>
-      <w:t>edavms@gmail.com</w:t>
+      <w:t>edavms</w:t>
+    </w:r>
+    <w:r>
+      <w:rPr>
+        <w:b/>
+        <w:bCs/>
+      </w:rPr>
+      <w:t>.in</w:t>
     </w:r>
     <w:r>
       <w:rPr>
@@ -33454,6 +33532,9 @@
     </w:r>
     <w:r>
       <w:tab/>
+    </w:r>
+    <w:r>
+      <w:t xml:space="preserve">            </w:t>
     </w:r>
     <w:r>
       <w:tab/>
@@ -33557,7 +33638,7 @@
 </file>
 
 <file path=word/footer2.xml><?xml version="1.0" encoding="utf-8"?>
-<w:ftr xmlns:wpc="http://schemas.microsoft.com/office/word/2010/wordprocessingCanvas" xmlns:cx="http://schemas.microsoft.com/office/drawing/2014/chartex" xmlns:cx1="http://schemas.microsoft.com/office/drawing/2015/9/8/chartex" xmlns:cx2="http://schemas.microsoft.com/office/drawing/2015/10/21/chartex" xmlns:cx3="http://schemas.microsoft.com/office/drawing/2016/5/9/chartex" xmlns:cx4="http://schemas.microsoft.com/office/drawing/2016/5/10/chartex" xmlns:cx5="http://schemas.microsoft.com/office/drawing/2016/5/11/chartex" xmlns:cx6="http://schemas.microsoft.com/office/drawing/2016/5/12/chartex" xmlns:cx7="http://schemas.microsoft.com/office/drawing/2016/5/13/chartex" xmlns:cx8="http://schemas.microsoft.com/office/drawing/2016/5/14/chartex" xmlns:mc="http://schemas.openxmlformats.org/markup-compatibility/2006" xmlns:aink="http://schemas.microsoft.com/office/drawing/2016/ink" xmlns:am3d="http://schemas.microsoft.com/office/drawing/2017/model3d" xmlns:o="urn:schemas-microsoft-com:office:office" xmlns:oel="http://schemas.microsoft.com/office/2019/extlst" xmlns:r="http://schemas.openxmlformats.org/officeDocument/2006/relationships" xmlns:m="http://schemas.openxmlformats.org/officeDocument/2006/math" xmlns:v="urn:schemas-microsoft-com:vml" xmlns:wp14="http://schemas.microsoft.com/office/word/2010/wordprocessingDrawing" xmlns:wp="http://schemas.openxmlformats.org/drawingml/2006/wordprocessingDrawing" xmlns:w10="urn:schemas-microsoft-com:office:word" xmlns:w="http://schemas.openxmlformats.org/wordprocessingml/2006/main" xmlns:w14="http://schemas.microsoft.com/office/word/2010/wordml" xmlns:w15="http://schemas.microsoft.com/office/word/2012/wordml" xmlns:w16cex="http://schemas.microsoft.com/office/word/2018/wordml/cex" xmlns:w16cid="http://schemas.microsoft.com/office/word/2016/wordml/cid" xmlns:w16="http://schemas.microsoft.com/office/word/2018/wordml" xmlns:w16du="http://schemas.microsoft.com/office/word/2023/wordml/word16du" xmlns:w16sdtdh="http://schemas.microsoft.com/office/word/2020/wordml/sdtdatahash" xmlns:w16sdtfl="http://schemas.microsoft.com/office/word/2024/wordml/sdtformatlock" xmlns:w16se="http://schemas.microsoft.com/office/word/2015/wordml/symex" xmlns:wpg="http://schemas.microsoft.com/office/word/2010/wordprocessingGroup" xmlns:wpi="http://schemas.microsoft.com/office/word/2010/wordprocessingInk" xmlns:wne="http://schemas.microsoft.com/office/word/2006/wordml" xmlns:wps="http://schemas.microsoft.com/office/word/2010/wordprocessingShape" mc:Ignorable="w14 w15 w16se w16cid w16 w16cex w16sdtdh w16sdtfl w16du wp14">
+<w:ftr xmlns:wpc="http://schemas.microsoft.com/office/word/2010/wordprocessingCanvas" xmlns:cx="http://schemas.microsoft.com/office/drawing/2014/chartex" xmlns:cx1="http://schemas.microsoft.com/office/drawing/2015/9/8/chartex" xmlns:cx2="http://schemas.microsoft.com/office/drawing/2015/10/21/chartex" xmlns:cx3="http://schemas.microsoft.com/office/drawing/2016/5/9/chartex" xmlns:cx4="http://schemas.microsoft.com/office/drawing/2016/5/10/chartex" xmlns:cx5="http://schemas.microsoft.com/office/drawing/2016/5/11/chartex" xmlns:cx6="http://schemas.microsoft.com/office/drawing/2016/5/12/chartex" xmlns:cx7="http://schemas.microsoft.com/office/drawing/2016/5/13/chartex" xmlns:cx8="http://schemas.microsoft.com/office/drawing/2016/5/14/chartex" xmlns:mc="http://schemas.openxmlformats.org/markup-compatibility/2006" xmlns:aink="http://schemas.microsoft.com/office/drawing/2016/ink" xmlns:am3d="http://schemas.microsoft.com/office/drawing/2017/model3d" xmlns:o="urn:schemas-microsoft-com:office:office" xmlns:oel="http://schemas.microsoft.com/office/2019/extlst" xmlns:r="http://schemas.openxmlformats.org/officeDocument/2006/relationships" xmlns:m="http://schemas.openxmlformats.org/officeDocument/2006/math" xmlns:v="urn:schemas-microsoft-com:vml" xmlns:wp14="http://schemas.microsoft.com/office/word/2010/wordprocessingDrawing" xmlns:wp="http://schemas.openxmlformats.org/drawingml/2006/wordprocessingDrawing" xmlns:w10="urn:schemas-microsoft-com:office:word" xmlns:w="http://schemas.openxmlformats.org/wordprocessingml/2006/main" xmlns:w14="http://schemas.microsoft.com/office/word/2010/wordml" xmlns:w15="http://schemas.microsoft.com/office/word/2012/wordml" xmlns:w16cei="http://schemas.microsoft.com/office/word/2026/wordml/cei" xmlns:w16cex="http://schemas.microsoft.com/office/word/2018/wordml/cex" xmlns:w16cid="http://schemas.microsoft.com/office/word/2016/wordml/cid" xmlns:w16="http://schemas.microsoft.com/office/word/2018/wordml" xmlns:w16du="http://schemas.microsoft.com/office/word/2023/wordml/word16du" xmlns:w16sdtdh="http://schemas.microsoft.com/office/word/2020/wordml/sdtdatahash" xmlns:w16sdtfl="http://schemas.microsoft.com/office/word/2024/wordml/sdtformatlock" xmlns:w16se="http://schemas.microsoft.com/office/word/2015/wordml/symex" xmlns:wpg="http://schemas.microsoft.com/office/word/2010/wordprocessingGroup" xmlns:wpi="http://schemas.microsoft.com/office/word/2010/wordprocessingInk" xmlns:wne="http://schemas.microsoft.com/office/word/2006/wordml" xmlns:wps="http://schemas.microsoft.com/office/word/2010/wordprocessingShape" mc:Ignorable="w14 w15 w16se w16cid w16 w16cex w16sdtdh w16sdtfl w16du wp14">
   <w:p>
     <w:pPr>
       <w:pBdr>
@@ -33763,7 +33844,7 @@
 </file>
 
 <file path=word/footnotes.xml><?xml version="1.0" encoding="utf-8"?>
-<w:footnotes xmlns:wpc="http://schemas.microsoft.com/office/word/2010/wordprocessingCanvas" xmlns:cx="http://schemas.microsoft.com/office/drawing/2014/chartex" xmlns:cx1="http://schemas.microsoft.com/office/drawing/2015/9/8/chartex" xmlns:cx2="http://schemas.microsoft.com/office/drawing/2015/10/21/chartex" xmlns:cx3="http://schemas.microsoft.com/office/drawing/2016/5/9/chartex" xmlns:cx4="http://schemas.microsoft.com/office/drawing/2016/5/10/chartex" xmlns:cx5="http://schemas.microsoft.com/office/drawing/2016/5/11/chartex" xmlns:cx6="http://schemas.microsoft.com/office/drawing/2016/5/12/chartex" xmlns:cx7="http://schemas.microsoft.com/office/drawing/2016/5/13/chartex" xmlns:cx8="http://schemas.microsoft.com/office/drawing/2016/5/14/chartex" xmlns:mc="http://schemas.openxmlformats.org/markup-compatibility/2006" xmlns:aink="http://schemas.microsoft.com/office/drawing/2016/ink" xmlns:am3d="http://schemas.microsoft.com/office/drawing/2017/model3d" xmlns:o="urn:schemas-microsoft-com:office:office" xmlns:oel="http://schemas.microsoft.com/office/2019/extlst" xmlns:r="http://schemas.openxmlformats.org/officeDocument/2006/relationships" xmlns:m="http://schemas.openxmlformats.org/officeDocument/2006/math" xmlns:v="urn:schemas-microsoft-com:vml" xmlns:wp14="http://schemas.microsoft.com/office/word/2010/wordprocessingDrawing" xmlns:wp="http://schemas.openxmlformats.org/drawingml/2006/wordprocessingDrawing" xmlns:w10="urn:schemas-microsoft-com:office:word" xmlns:w="http://schemas.openxmlformats.org/wordprocessingml/2006/main" xmlns:w14="http://schemas.microsoft.com/office/word/2010/wordml" xmlns:w15="http://schemas.microsoft.com/office/word/2012/wordml" xmlns:w16cex="http://schemas.microsoft.com/office/word/2018/wordml/cex" xmlns:w16cid="http://schemas.microsoft.com/office/word/2016/wordml/cid" xmlns:w16="http://schemas.microsoft.com/office/word/2018/wordml" xmlns:w16du="http://schemas.microsoft.com/office/word/2023/wordml/word16du" xmlns:w16sdtdh="http://schemas.microsoft.com/office/word/2020/wordml/sdtdatahash" xmlns:w16sdtfl="http://schemas.microsoft.com/office/word/2024/wordml/sdtformatlock" xmlns:w16se="http://schemas.microsoft.com/office/word/2015/wordml/symex" xmlns:wpg="http://schemas.microsoft.com/office/word/2010/wordprocessingGroup" xmlns:wpi="http://schemas.microsoft.com/office/word/2010/wordprocessingInk" xmlns:wne="http://schemas.microsoft.com/office/word/2006/wordml" xmlns:wps="http://schemas.microsoft.com/office/word/2010/wordprocessingShape" mc:Ignorable="w14 w15 w16se w16cid w16 w16cex w16sdtdh w16sdtfl w16du wp14">
+<w:footnotes xmlns:wpc="http://schemas.microsoft.com/office/word/2010/wordprocessingCanvas" xmlns:cx="http://schemas.microsoft.com/office/drawing/2014/chartex" xmlns:cx1="http://schemas.microsoft.com/office/drawing/2015/9/8/chartex" xmlns:cx2="http://schemas.microsoft.com/office/drawing/2015/10/21/chartex" xmlns:cx3="http://schemas.microsoft.com/office/drawing/2016/5/9/chartex" xmlns:cx4="http://schemas.microsoft.com/office/drawing/2016/5/10/chartex" xmlns:cx5="http://schemas.microsoft.com/office/drawing/2016/5/11/chartex" xmlns:cx6="http://schemas.microsoft.com/office/drawing/2016/5/12/chartex" xmlns:cx7="http://schemas.microsoft.com/office/drawing/2016/5/13/chartex" xmlns:cx8="http://schemas.microsoft.com/office/drawing/2016/5/14/chartex" xmlns:mc="http://schemas.openxmlformats.org/markup-compatibility/2006" xmlns:aink="http://schemas.microsoft.com/office/drawing/2016/ink" xmlns:am3d="http://schemas.microsoft.com/office/drawing/2017/model3d" xmlns:o="urn:schemas-microsoft-com:office:office" xmlns:oel="http://schemas.microsoft.com/office/2019/extlst" xmlns:r="http://schemas.openxmlformats.org/officeDocument/2006/relationships" xmlns:m="http://schemas.openxmlformats.org/officeDocument/2006/math" xmlns:v="urn:schemas-microsoft-com:vml" xmlns:wp14="http://schemas.microsoft.com/office/word/2010/wordprocessingDrawing" xmlns:wp="http://schemas.openxmlformats.org/drawingml/2006/wordprocessingDrawing" xmlns:w10="urn:schemas-microsoft-com:office:word" xmlns:w="http://schemas.openxmlformats.org/wordprocessingml/2006/main" xmlns:w14="http://schemas.microsoft.com/office/word/2010/wordml" xmlns:w15="http://schemas.microsoft.com/office/word/2012/wordml" xmlns:w16cei="http://schemas.microsoft.com/office/word/2026/wordml/cei" xmlns:w16cex="http://schemas.microsoft.com/office/word/2018/wordml/cex" xmlns:w16cid="http://schemas.microsoft.com/office/word/2016/wordml/cid" xmlns:w16="http://schemas.microsoft.com/office/word/2018/wordml" xmlns:w16du="http://schemas.microsoft.com/office/word/2023/wordml/word16du" xmlns:w16sdtdh="http://schemas.microsoft.com/office/word/2020/wordml/sdtdatahash" xmlns:w16sdtfl="http://schemas.microsoft.com/office/word/2024/wordml/sdtformatlock" xmlns:w16se="http://schemas.microsoft.com/office/word/2015/wordml/symex" xmlns:wpg="http://schemas.microsoft.com/office/word/2010/wordprocessingGroup" xmlns:wpi="http://schemas.microsoft.com/office/word/2010/wordprocessingInk" xmlns:wne="http://schemas.microsoft.com/office/word/2006/wordml" xmlns:wps="http://schemas.microsoft.com/office/word/2010/wordprocessingShape" mc:Ignorable="w14 w15 w16se w16cid w16 w16cex w16sdtdh w16sdtfl w16du wp14">
   <w:footnote w:type="separator" w:id="-1">
     <w:p>
       <w:pPr>
@@ -33788,7 +33869,7 @@
 </file>
 
 <file path=word/header1.xml><?xml version="1.0" encoding="utf-8"?>
-<w:hdr xmlns:wpc="http://schemas.microsoft.com/office/word/2010/wordprocessingCanvas" xmlns:cx="http://schemas.microsoft.com/office/drawing/2014/chartex" xmlns:cx1="http://schemas.microsoft.com/office/drawing/2015/9/8/chartex" xmlns:cx2="http://schemas.microsoft.com/office/drawing/2015/10/21/chartex" xmlns:cx3="http://schemas.microsoft.com/office/drawing/2016/5/9/chartex" xmlns:cx4="http://schemas.microsoft.com/office/drawing/2016/5/10/chartex" xmlns:cx5="http://schemas.microsoft.com/office/drawing/2016/5/11/chartex" xmlns:cx6="http://schemas.microsoft.com/office/drawing/2016/5/12/chartex" xmlns:cx7="http://schemas.microsoft.com/office/drawing/2016/5/13/chartex" xmlns:cx8="http://schemas.microsoft.com/office/drawing/2016/5/14/chartex" xmlns:mc="http://schemas.openxmlformats.org/markup-compatibility/2006" xmlns:aink="http://schemas.microsoft.com/office/drawing/2016/ink" xmlns:am3d="http://schemas.microsoft.com/office/drawing/2017/model3d" xmlns:o="urn:schemas-microsoft-com:office:office" xmlns:oel="http://schemas.microsoft.com/office/2019/extlst" xmlns:r="http://schemas.openxmlformats.org/officeDocument/2006/relationships" xmlns:m="http://schemas.openxmlformats.org/officeDocument/2006/math" xmlns:v="urn:schemas-microsoft-com:vml" xmlns:wp14="http://schemas.microsoft.com/office/word/2010/wordprocessingDrawing" xmlns:wp="http://schemas.openxmlformats.org/drawingml/2006/wordprocessingDrawing" xmlns:w10="urn:schemas-microsoft-com:office:word" xmlns:w="http://schemas.openxmlformats.org/wordprocessingml/2006/main" xmlns:w14="http://schemas.microsoft.com/office/word/2010/wordml" xmlns:w15="http://schemas.microsoft.com/office/word/2012/wordml" xmlns:w16cex="http://schemas.microsoft.com/office/word/2018/wordml/cex" xmlns:w16cid="http://schemas.microsoft.com/office/word/2016/wordml/cid" xmlns:w16="http://schemas.microsoft.com/office/word/2018/wordml" xmlns:w16du="http://schemas.microsoft.com/office/word/2023/wordml/word16du" xmlns:w16sdtdh="http://schemas.microsoft.com/office/word/2020/wordml/sdtdatahash" xmlns:w16sdtfl="http://schemas.microsoft.com/office/word/2024/wordml/sdtformatlock" xmlns:w16se="http://schemas.microsoft.com/office/word/2015/wordml/symex" xmlns:wpg="http://schemas.microsoft.com/office/word/2010/wordprocessingGroup" xmlns:wpi="http://schemas.microsoft.com/office/word/2010/wordprocessingInk" xmlns:wne="http://schemas.microsoft.com/office/word/2006/wordml" xmlns:wps="http://schemas.microsoft.com/office/word/2010/wordprocessingShape" mc:Ignorable="w14 w15 w16se w16cid w16 w16cex w16sdtdh w16sdtfl w16du wp14">
+<w:hdr xmlns:wpc="http://schemas.microsoft.com/office/word/2010/wordprocessingCanvas" xmlns:cx="http://schemas.microsoft.com/office/drawing/2014/chartex" xmlns:cx1="http://schemas.microsoft.com/office/drawing/2015/9/8/chartex" xmlns:cx2="http://schemas.microsoft.com/office/drawing/2015/10/21/chartex" xmlns:cx3="http://schemas.microsoft.com/office/drawing/2016/5/9/chartex" xmlns:cx4="http://schemas.microsoft.com/office/drawing/2016/5/10/chartex" xmlns:cx5="http://schemas.microsoft.com/office/drawing/2016/5/11/chartex" xmlns:cx6="http://schemas.microsoft.com/office/drawing/2016/5/12/chartex" xmlns:cx7="http://schemas.microsoft.com/office/drawing/2016/5/13/chartex" xmlns:cx8="http://schemas.microsoft.com/office/drawing/2016/5/14/chartex" xmlns:mc="http://schemas.openxmlformats.org/markup-compatibility/2006" xmlns:aink="http://schemas.microsoft.com/office/drawing/2016/ink" xmlns:am3d="http://schemas.microsoft.com/office/drawing/2017/model3d" xmlns:o="urn:schemas-microsoft-com:office:office" xmlns:oel="http://schemas.microsoft.com/office/2019/extlst" xmlns:r="http://schemas.openxmlformats.org/officeDocument/2006/relationships" xmlns:m="http://schemas.openxmlformats.org/officeDocument/2006/math" xmlns:v="urn:schemas-microsoft-com:vml" xmlns:wp14="http://schemas.microsoft.com/office/word/2010/wordprocessingDrawing" xmlns:wp="http://schemas.openxmlformats.org/drawingml/2006/wordprocessingDrawing" xmlns:w10="urn:schemas-microsoft-com:office:word" xmlns:w="http://schemas.openxmlformats.org/wordprocessingml/2006/main" xmlns:w14="http://schemas.microsoft.com/office/word/2010/wordml" xmlns:w15="http://schemas.microsoft.com/office/word/2012/wordml" xmlns:w16cei="http://schemas.microsoft.com/office/word/2026/wordml/cei" xmlns:w16cex="http://schemas.microsoft.com/office/word/2018/wordml/cex" xmlns:w16cid="http://schemas.microsoft.com/office/word/2016/wordml/cid" xmlns:w16="http://schemas.microsoft.com/office/word/2018/wordml" xmlns:w16du="http://schemas.microsoft.com/office/word/2023/wordml/word16du" xmlns:w16sdtdh="http://schemas.microsoft.com/office/word/2020/wordml/sdtdatahash" xmlns:w16sdtfl="http://schemas.microsoft.com/office/word/2024/wordml/sdtformatlock" xmlns:w16se="http://schemas.microsoft.com/office/word/2015/wordml/symex" xmlns:wpg="http://schemas.microsoft.com/office/word/2010/wordprocessingGroup" xmlns:wpi="http://schemas.microsoft.com/office/word/2010/wordprocessingInk" xmlns:wne="http://schemas.microsoft.com/office/word/2006/wordml" xmlns:wps="http://schemas.microsoft.com/office/word/2010/wordprocessingShape" mc:Ignorable="w14 w15 w16se w16cid w16 w16cex w16sdtdh w16sdtfl w16du wp14">
   <w:p>
     <w:pPr>
       <w:pStyle w:val="Header"/>
@@ -33809,7 +33890,7 @@
 </file>
 
 <file path=word/header2.xml><?xml version="1.0" encoding="utf-8"?>
-<w:hdr xmlns:wpc="http://schemas.microsoft.com/office/word/2010/wordprocessingCanvas" xmlns:cx="http://schemas.microsoft.com/office/drawing/2014/chartex" xmlns:cx1="http://schemas.microsoft.com/office/drawing/2015/9/8/chartex" xmlns:cx2="http://schemas.microsoft.com/office/drawing/2015/10/21/chartex" xmlns:cx3="http://schemas.microsoft.com/office/drawing/2016/5/9/chartex" xmlns:cx4="http://schemas.microsoft.com/office/drawing/2016/5/10/chartex" xmlns:cx5="http://schemas.microsoft.com/office/drawing/2016/5/11/chartex" xmlns:cx6="http://schemas.microsoft.com/office/drawing/2016/5/12/chartex" xmlns:cx7="http://schemas.microsoft.com/office/drawing/2016/5/13/chartex" xmlns:cx8="http://schemas.microsoft.com/office/drawing/2016/5/14/chartex" xmlns:mc="http://schemas.openxmlformats.org/markup-compatibility/2006" xmlns:aink="http://schemas.microsoft.com/office/drawing/2016/ink" xmlns:am3d="http://schemas.microsoft.com/office/drawing/2017/model3d" xmlns:o="urn:schemas-microsoft-com:office:office" xmlns:oel="http://schemas.microsoft.com/office/2019/extlst" xmlns:r="http://schemas.openxmlformats.org/officeDocument/2006/relationships" xmlns:m="http://schemas.openxmlformats.org/officeDocument/2006/math" xmlns:v="urn:schemas-microsoft-com:vml" xmlns:wp14="http://schemas.microsoft.com/office/word/2010/wordprocessingDrawing" xmlns:wp="http://schemas.openxmlformats.org/drawingml/2006/wordprocessingDrawing" xmlns:w10="urn:schemas-microsoft-com:office:word" xmlns:w="http://schemas.openxmlformats.org/wordprocessingml/2006/main" xmlns:w14="http://schemas.microsoft.com/office/word/2010/wordml" xmlns:w15="http://schemas.microsoft.com/office/word/2012/wordml" xmlns:w16cex="http://schemas.microsoft.com/office/word/2018/wordml/cex" xmlns:w16cid="http://schemas.microsoft.com/office/word/2016/wordml/cid" xmlns:w16="http://schemas.microsoft.com/office/word/2018/wordml" xmlns:w16du="http://schemas.microsoft.com/office/word/2023/wordml/word16du" xmlns:w16sdtdh="http://schemas.microsoft.com/office/word/2020/wordml/sdtdatahash" xmlns:w16sdtfl="http://schemas.microsoft.com/office/word/2024/wordml/sdtformatlock" xmlns:w16se="http://schemas.microsoft.com/office/word/2015/wordml/symex" xmlns:wpg="http://schemas.microsoft.com/office/word/2010/wordprocessingGroup" xmlns:wpi="http://schemas.microsoft.com/office/word/2010/wordprocessingInk" xmlns:wne="http://schemas.microsoft.com/office/word/2006/wordml" xmlns:wps="http://schemas.microsoft.com/office/word/2010/wordprocessingShape" mc:Ignorable="w14 w15 w16se w16cid w16 w16cex w16sdtdh w16sdtfl w16du wp14">
+<w:hdr xmlns:wpc="http://schemas.microsoft.com/office/word/2010/wordprocessingCanvas" xmlns:cx="http://schemas.microsoft.com/office/drawing/2014/chartex" xmlns:cx1="http://schemas.microsoft.com/office/drawing/2015/9/8/chartex" xmlns:cx2="http://schemas.microsoft.com/office/drawing/2015/10/21/chartex" xmlns:cx3="http://schemas.microsoft.com/office/drawing/2016/5/9/chartex" xmlns:cx4="http://schemas.microsoft.com/office/drawing/2016/5/10/chartex" xmlns:cx5="http://schemas.microsoft.com/office/drawing/2016/5/11/chartex" xmlns:cx6="http://schemas.microsoft.com/office/drawing/2016/5/12/chartex" xmlns:cx7="http://schemas.microsoft.com/office/drawing/2016/5/13/chartex" xmlns:cx8="http://schemas.microsoft.com/office/drawing/2016/5/14/chartex" xmlns:mc="http://schemas.openxmlformats.org/markup-compatibility/2006" xmlns:aink="http://schemas.microsoft.com/office/drawing/2016/ink" xmlns:am3d="http://schemas.microsoft.com/office/drawing/2017/model3d" xmlns:o="urn:schemas-microsoft-com:office:office" xmlns:oel="http://schemas.microsoft.com/office/2019/extlst" xmlns:r="http://schemas.openxmlformats.org/officeDocument/2006/relationships" xmlns:m="http://schemas.openxmlformats.org/officeDocument/2006/math" xmlns:v="urn:schemas-microsoft-com:vml" xmlns:wp14="http://schemas.microsoft.com/office/word/2010/wordprocessingDrawing" xmlns:wp="http://schemas.openxmlformats.org/drawingml/2006/wordprocessingDrawing" xmlns:w10="urn:schemas-microsoft-com:office:word" xmlns:w="http://schemas.openxmlformats.org/wordprocessingml/2006/main" xmlns:w14="http://schemas.microsoft.com/office/word/2010/wordml" xmlns:w15="http://schemas.microsoft.com/office/word/2012/wordml" xmlns:w16cei="http://schemas.microsoft.com/office/word/2026/wordml/cei" xmlns:w16cex="http://schemas.microsoft.com/office/word/2018/wordml/cex" xmlns:w16cid="http://schemas.microsoft.com/office/word/2016/wordml/cid" xmlns:w16="http://schemas.microsoft.com/office/word/2018/wordml" xmlns:w16du="http://schemas.microsoft.com/office/word/2023/wordml/word16du" xmlns:w16sdtdh="http://schemas.microsoft.com/office/word/2020/wordml/sdtdatahash" xmlns:w16sdtfl="http://schemas.microsoft.com/office/word/2024/wordml/sdtformatlock" xmlns:w16se="http://schemas.microsoft.com/office/word/2015/wordml/symex" xmlns:wpg="http://schemas.microsoft.com/office/word/2010/wordprocessingGroup" xmlns:wpi="http://schemas.microsoft.com/office/word/2010/wordprocessingInk" xmlns:wne="http://schemas.microsoft.com/office/word/2006/wordml" xmlns:wps="http://schemas.microsoft.com/office/word/2010/wordprocessingShape" mc:Ignorable="w14 w15 w16se w16cid w16 w16cex w16sdtdh w16sdtfl w16du wp14">
   <w:p>
     <w:pPr>
       <w:pStyle w:val="Header"/>
